--- a/MODEL RECOMMENDATION SYSTEM.docx
+++ b/MODEL RECOMMENDATION SYSTEM.docx
@@ -41,10 +41,324 @@
     </w:p>
     <w:p>
       <w:pPr>
+        <w:jc w:val="both"/>
+        <w:rPr>
+          <w:rFonts w:hint="default"/>
+          <w:b/>
+          <w:bCs/>
+          <w:sz w:val="24"/>
+          <w:szCs w:val="24"/>
+          <w:lang w:val="en-US"/>
+        </w:rPr>
+      </w:pPr>
+      <w:r>
+        <w:rPr>
+          <w:rFonts w:hint="default"/>
+          <w:b/>
+          <w:bCs/>
+          <w:sz w:val="24"/>
+          <w:szCs w:val="24"/>
+          <w:lang w:val="en-US"/>
+        </w:rPr>
+        <w:t>PROBLEM STATEMENT</w:t>
+      </w:r>
+    </w:p>
+    <w:p>
+      <w:pPr>
+        <w:jc w:val="both"/>
+        <w:rPr>
+          <w:rFonts w:hint="default"/>
+          <w:b/>
+          <w:bCs/>
+          <w:sz w:val="24"/>
+          <w:szCs w:val="24"/>
+          <w:lang w:val="en-US"/>
+        </w:rPr>
+      </w:pPr>
+    </w:p>
+    <w:p>
+      <w:pPr>
         <w:numPr>
           <w:ilvl w:val="0"/>
           <w:numId w:val="1"/>
         </w:numPr>
+        <w:ind w:left="420" w:leftChars="0" w:hanging="420" w:firstLineChars="0"/>
+        <w:jc w:val="both"/>
+        <w:rPr>
+          <w:rFonts w:hint="default"/>
+          <w:b w:val="0"/>
+          <w:bCs w:val="0"/>
+          <w:sz w:val="24"/>
+          <w:szCs w:val="24"/>
+          <w:lang w:val="en-US"/>
+        </w:rPr>
+      </w:pPr>
+      <w:r>
+        <w:rPr>
+          <w:rFonts w:hint="default"/>
+          <w:b w:val="0"/>
+          <w:bCs w:val="0"/>
+          <w:sz w:val="24"/>
+          <w:szCs w:val="24"/>
+          <w:lang w:val="en-US"/>
+        </w:rPr>
+        <w:t>Model Proliferation: Llama, Gemma, Mistral, Gemini, Claude... which one for this task?</w:t>
+      </w:r>
+    </w:p>
+    <w:p>
+      <w:pPr>
+        <w:numPr>
+          <w:ilvl w:val="0"/>
+          <w:numId w:val="1"/>
+        </w:numPr>
+        <w:ind w:left="420" w:leftChars="0" w:hanging="420" w:firstLineChars="0"/>
+        <w:jc w:val="both"/>
+        <w:rPr>
+          <w:rFonts w:hint="default"/>
+          <w:b w:val="0"/>
+          <w:bCs w:val="0"/>
+          <w:sz w:val="24"/>
+          <w:szCs w:val="24"/>
+          <w:lang w:val="en-US"/>
+        </w:rPr>
+      </w:pPr>
+      <w:r>
+        <w:rPr>
+          <w:rFonts w:hint="default"/>
+          <w:b w:val="0"/>
+          <w:bCs w:val="0"/>
+          <w:sz w:val="24"/>
+          <w:szCs w:val="24"/>
+          <w:lang w:val="en-US"/>
+        </w:rPr>
+        <w:t>The Efficiency Gap: Using GPT-4 for "summarize this emoji" is a waste of money.</w:t>
+      </w:r>
+    </w:p>
+    <w:p>
+      <w:pPr>
+        <w:numPr>
+          <w:ilvl w:val="0"/>
+          <w:numId w:val="1"/>
+        </w:numPr>
+        <w:ind w:left="420" w:leftChars="0" w:hanging="420" w:firstLineChars="0"/>
+        <w:jc w:val="both"/>
+        <w:rPr>
+          <w:rFonts w:hint="default"/>
+          <w:b w:val="0"/>
+          <w:bCs w:val="0"/>
+          <w:sz w:val="24"/>
+          <w:szCs w:val="24"/>
+          <w:lang w:val="en-US"/>
+        </w:rPr>
+      </w:pPr>
+      <w:r>
+        <w:rPr>
+          <w:rFonts w:hint="default"/>
+          <w:b w:val="0"/>
+          <w:bCs w:val="0"/>
+          <w:sz w:val="24"/>
+          <w:szCs w:val="24"/>
+          <w:lang w:val="en-US"/>
+        </w:rPr>
+        <w:t>Latency vs. Quality: Some tasks need 50ms, others need 100% accuracy.</w:t>
+      </w:r>
+    </w:p>
+    <w:p>
+      <w:pPr>
+        <w:numPr>
+          <w:ilvl w:val="0"/>
+          <w:numId w:val="1"/>
+        </w:numPr>
+        <w:ind w:left="420" w:leftChars="0" w:hanging="420" w:firstLineChars="0"/>
+        <w:jc w:val="both"/>
+        <w:rPr>
+          <w:rFonts w:hint="default"/>
+          <w:b w:val="0"/>
+          <w:bCs w:val="0"/>
+          <w:sz w:val="24"/>
+          <w:szCs w:val="24"/>
+          <w:lang w:val="en-US"/>
+        </w:rPr>
+      </w:pPr>
+      <w:r>
+        <w:rPr>
+          <w:rFonts w:hint="default"/>
+          <w:b w:val="0"/>
+          <w:bCs w:val="0"/>
+          <w:sz w:val="24"/>
+          <w:szCs w:val="24"/>
+          <w:lang w:val="en-US"/>
+        </w:rPr>
+        <w:t>Health &amp; Reliability: What if your primary provider goes down?</w:t>
+      </w:r>
+    </w:p>
+    <w:p>
+      <w:pPr>
+        <w:numPr>
+          <w:numId w:val="0"/>
+        </w:numPr>
+        <w:jc w:val="both"/>
+        <w:rPr>
+          <w:rFonts w:hint="default"/>
+          <w:b w:val="0"/>
+          <w:bCs w:val="0"/>
+          <w:sz w:val="24"/>
+          <w:szCs w:val="24"/>
+          <w:lang w:val="en-US"/>
+        </w:rPr>
+      </w:pPr>
+    </w:p>
+    <w:p>
+      <w:pPr>
+        <w:numPr>
+          <w:numId w:val="0"/>
+        </w:numPr>
+        <w:jc w:val="both"/>
+        <w:rPr>
+          <w:rFonts w:hint="default"/>
+          <w:b/>
+          <w:bCs/>
+          <w:sz w:val="24"/>
+          <w:szCs w:val="24"/>
+          <w:lang w:val="en-US"/>
+        </w:rPr>
+      </w:pPr>
+      <w:r>
+        <w:rPr>
+          <w:rFonts w:hint="default"/>
+          <w:b/>
+          <w:bCs/>
+          <w:sz w:val="24"/>
+          <w:szCs w:val="24"/>
+          <w:lang w:val="en-US"/>
+        </w:rPr>
+        <w:t>SOLUTION</w:t>
+      </w:r>
+    </w:p>
+    <w:p>
+      <w:pPr>
+        <w:numPr>
+          <w:numId w:val="0"/>
+        </w:numPr>
+        <w:jc w:val="both"/>
+        <w:rPr>
+          <w:rFonts w:hint="default"/>
+          <w:b/>
+          <w:bCs/>
+          <w:sz w:val="24"/>
+          <w:szCs w:val="24"/>
+          <w:lang w:val="en-US"/>
+        </w:rPr>
+      </w:pPr>
+    </w:p>
+    <w:p>
+      <w:pPr>
+        <w:numPr>
+          <w:ilvl w:val="0"/>
+          <w:numId w:val="1"/>
+        </w:numPr>
+        <w:ind w:left="420" w:leftChars="0" w:hanging="420" w:firstLineChars="0"/>
+        <w:jc w:val="both"/>
+        <w:rPr>
+          <w:rFonts w:hint="default"/>
+          <w:b w:val="0"/>
+          <w:bCs w:val="0"/>
+          <w:sz w:val="24"/>
+          <w:szCs w:val="24"/>
+          <w:lang w:val="en-US"/>
+        </w:rPr>
+      </w:pPr>
+      <w:r>
+        <w:rPr>
+          <w:rFonts w:hint="default"/>
+          <w:b w:val="0"/>
+          <w:bCs w:val="0"/>
+          <w:sz w:val="24"/>
+          <w:szCs w:val="24"/>
+          <w:lang w:val="en-US"/>
+        </w:rPr>
+        <w:t>Metadata-Driven: Real-time scoring based on benchmarked Quality, Latency, and Cost.</w:t>
+      </w:r>
+    </w:p>
+    <w:p>
+      <w:pPr>
+        <w:numPr>
+          <w:ilvl w:val="0"/>
+          <w:numId w:val="1"/>
+        </w:numPr>
+        <w:ind w:left="420" w:leftChars="0" w:hanging="420" w:firstLineChars="0"/>
+        <w:jc w:val="both"/>
+        <w:rPr>
+          <w:rFonts w:hint="default"/>
+          <w:b w:val="0"/>
+          <w:bCs w:val="0"/>
+          <w:sz w:val="24"/>
+          <w:szCs w:val="24"/>
+          <w:lang w:val="en-US"/>
+        </w:rPr>
+      </w:pPr>
+      <w:r>
+        <w:rPr>
+          <w:rFonts w:hint="default"/>
+          <w:b w:val="0"/>
+          <w:bCs w:val="0"/>
+          <w:sz w:val="24"/>
+          <w:szCs w:val="24"/>
+          <w:lang w:val="en-US"/>
+        </w:rPr>
+        <w:t>Dynamic Urgency: Automatically shifts weights when speed is critical or precision is paramount.</w:t>
+      </w:r>
+    </w:p>
+    <w:p>
+      <w:pPr>
+        <w:numPr>
+          <w:ilvl w:val="0"/>
+          <w:numId w:val="1"/>
+        </w:numPr>
+        <w:ind w:left="420" w:leftChars="0" w:hanging="420" w:firstLineChars="0"/>
+        <w:jc w:val="both"/>
+        <w:rPr>
+          <w:rFonts w:hint="default"/>
+          <w:b w:val="0"/>
+          <w:bCs w:val="0"/>
+          <w:sz w:val="24"/>
+          <w:szCs w:val="24"/>
+          <w:lang w:val="en-US"/>
+        </w:rPr>
+      </w:pPr>
+      <w:r>
+        <w:rPr>
+          <w:rFonts w:hint="default"/>
+          <w:b w:val="0"/>
+          <w:bCs w:val="0"/>
+          <w:sz w:val="24"/>
+          <w:szCs w:val="24"/>
+          <w:lang w:val="en-US"/>
+        </w:rPr>
+        <w:t>Health-Aware: Continuous, concurrent health checks ensure 100% availability.</w:t>
+      </w:r>
+    </w:p>
+    <w:p>
+      <w:pPr>
+        <w:jc w:val="both"/>
+        <w:rPr>
+          <w:rFonts w:hint="default"/>
+          <w:b/>
+          <w:bCs/>
+          <w:sz w:val="24"/>
+          <w:szCs w:val="24"/>
+          <w:lang w:val="en-US"/>
+        </w:rPr>
+      </w:pPr>
+      <w:bookmarkStart w:id="9" w:name="_GoBack"/>
+      <w:bookmarkEnd w:id="9"/>
+    </w:p>
+    <w:p>
+      <w:pPr>
+        <w:numPr>
+          <w:ilvl w:val="0"/>
+          <w:numId w:val="2"/>
+        </w:numPr>
         <w:ind w:leftChars="0"/>
         <w:jc w:val="both"/>
         <w:rPr>
@@ -106,7 +420,7 @@
         <w:pStyle w:val="9"/>
         <w:numPr>
           <w:ilvl w:val="0"/>
-          <w:numId w:val="2"/>
+          <w:numId w:val="3"/>
         </w:numPr>
         <w:jc w:val="both"/>
         <w:rPr>
@@ -127,7 +441,7 @@
         <w:pStyle w:val="9"/>
         <w:numPr>
           <w:ilvl w:val="0"/>
-          <w:numId w:val="2"/>
+          <w:numId w:val="3"/>
         </w:numPr>
         <w:jc w:val="both"/>
         <w:rPr>
@@ -148,7 +462,7 @@
         <w:pStyle w:val="9"/>
         <w:numPr>
           <w:ilvl w:val="0"/>
-          <w:numId w:val="2"/>
+          <w:numId w:val="3"/>
         </w:numPr>
         <w:jc w:val="both"/>
         <w:rPr>
@@ -169,7 +483,7 @@
         <w:pStyle w:val="9"/>
         <w:numPr>
           <w:ilvl w:val="0"/>
-          <w:numId w:val="2"/>
+          <w:numId w:val="3"/>
         </w:numPr>
         <w:jc w:val="both"/>
         <w:rPr>
@@ -190,7 +504,7 @@
         <w:pStyle w:val="9"/>
         <w:numPr>
           <w:ilvl w:val="0"/>
-          <w:numId w:val="2"/>
+          <w:numId w:val="3"/>
         </w:numPr>
         <w:jc w:val="both"/>
         <w:rPr>
@@ -211,7 +525,7 @@
         <w:pStyle w:val="9"/>
         <w:numPr>
           <w:ilvl w:val="0"/>
-          <w:numId w:val="2"/>
+          <w:numId w:val="3"/>
         </w:numPr>
         <w:jc w:val="both"/>
         <w:rPr>
@@ -230,6 +544,7 @@
     <w:p>
       <w:pPr>
         <w:numPr>
+          <w:ilvl w:val="0"/>
           <w:numId w:val="0"/>
         </w:numPr>
         <w:jc w:val="both"/>
@@ -246,6 +561,7 @@
     <w:p>
       <w:pPr>
         <w:numPr>
+          <w:ilvl w:val="0"/>
           <w:numId w:val="0"/>
         </w:numPr>
         <w:ind w:firstLine="720" w:firstLineChars="0"/>
@@ -298,6 +614,7 @@
     <w:p>
       <w:pPr>
         <w:numPr>
+          <w:ilvl w:val="0"/>
           <w:numId w:val="0"/>
         </w:numPr>
         <w:ind w:firstLine="720" w:firstLineChars="0"/>
@@ -318,6 +635,7 @@
     <w:p>
       <w:pPr>
         <w:numPr>
+          <w:ilvl w:val="0"/>
           <w:numId w:val="0"/>
         </w:numPr>
         <w:ind w:firstLine="720" w:firstLineChars="0"/>
@@ -328,7 +646,7 @@
       <w:pPr>
         <w:numPr>
           <w:ilvl w:val="0"/>
-          <w:numId w:val="1"/>
+          <w:numId w:val="2"/>
         </w:numPr>
         <w:ind w:leftChars="0"/>
         <w:jc w:val="both"/>
@@ -356,6 +674,7 @@
     <w:p>
       <w:pPr>
         <w:numPr>
+          <w:ilvl w:val="0"/>
           <w:numId w:val="0"/>
         </w:numPr>
         <w:jc w:val="both"/>
@@ -661,6 +980,7 @@
     <w:p>
       <w:pPr>
         <w:numPr>
+          <w:ilvl w:val="0"/>
           <w:numId w:val="0"/>
         </w:numPr>
         <w:jc w:val="both"/>
@@ -897,7 +1217,7 @@
       <w:pPr>
         <w:numPr>
           <w:ilvl w:val="0"/>
-          <w:numId w:val="1"/>
+          <w:numId w:val="2"/>
         </w:numPr>
         <w:ind w:leftChars="0"/>
         <w:jc w:val="both"/>
@@ -925,6 +1245,7 @@
     <w:p>
       <w:pPr>
         <w:numPr>
+          <w:ilvl w:val="0"/>
           <w:numId w:val="0"/>
         </w:numPr>
         <w:jc w:val="both"/>
@@ -1020,6 +1341,7 @@
     <w:p>
       <w:pPr>
         <w:numPr>
+          <w:ilvl w:val="0"/>
           <w:numId w:val="0"/>
         </w:numPr>
         <w:jc w:val="center"/>
@@ -1071,6 +1393,7 @@
     <w:p>
       <w:pPr>
         <w:numPr>
+          <w:ilvl w:val="0"/>
           <w:numId w:val="0"/>
         </w:numPr>
         <w:jc w:val="center"/>
@@ -1079,6 +1402,7 @@
     <w:p>
       <w:pPr>
         <w:numPr>
+          <w:ilvl w:val="0"/>
           <w:numId w:val="0"/>
         </w:numPr>
         <w:jc w:val="both"/>
@@ -1106,6 +1430,7 @@
     <w:p>
       <w:pPr>
         <w:numPr>
+          <w:ilvl w:val="0"/>
           <w:numId w:val="0"/>
         </w:numPr>
         <w:jc w:val="center"/>
@@ -1118,6 +1443,7 @@
     <w:p>
       <w:pPr>
         <w:numPr>
+          <w:ilvl w:val="0"/>
           <w:numId w:val="0"/>
         </w:numPr>
         <w:jc w:val="center"/>
@@ -1169,6 +1495,7 @@
     <w:p>
       <w:pPr>
         <w:numPr>
+          <w:ilvl w:val="0"/>
           <w:numId w:val="0"/>
         </w:numPr>
         <w:jc w:val="center"/>
@@ -1178,7 +1505,7 @@
       <w:pPr>
         <w:numPr>
           <w:ilvl w:val="0"/>
-          <w:numId w:val="1"/>
+          <w:numId w:val="2"/>
         </w:numPr>
         <w:ind w:leftChars="0"/>
         <w:jc w:val="both"/>
@@ -1273,7 +1600,7 @@
         <w:pStyle w:val="9"/>
         <w:numPr>
           <w:ilvl w:val="0"/>
-          <w:numId w:val="3"/>
+          <w:numId w:val="4"/>
         </w:numPr>
         <w:jc w:val="both"/>
         <w:rPr>
@@ -1326,7 +1653,7 @@
         <w:pStyle w:val="9"/>
         <w:numPr>
           <w:ilvl w:val="0"/>
-          <w:numId w:val="3"/>
+          <w:numId w:val="4"/>
         </w:numPr>
         <w:jc w:val="both"/>
         <w:rPr>
@@ -1387,7 +1714,7 @@
         <w:pStyle w:val="9"/>
         <w:numPr>
           <w:ilvl w:val="0"/>
-          <w:numId w:val="3"/>
+          <w:numId w:val="4"/>
         </w:numPr>
         <w:jc w:val="both"/>
         <w:rPr>
@@ -1423,7 +1750,7 @@
         <w:pStyle w:val="9"/>
         <w:numPr>
           <w:ilvl w:val="0"/>
-          <w:numId w:val="3"/>
+          <w:numId w:val="4"/>
         </w:numPr>
         <w:jc w:val="both"/>
         <w:rPr>
@@ -1467,6 +1794,7 @@
       <w:pPr>
         <w:pStyle w:val="9"/>
         <w:numPr>
+          <w:ilvl w:val="0"/>
           <w:numId w:val="0"/>
         </w:numPr>
         <w:ind w:left="240" w:leftChars="0"/>
@@ -1483,6 +1811,7 @@
       <w:pPr>
         <w:pStyle w:val="9"/>
         <w:numPr>
+          <w:ilvl w:val="0"/>
           <w:numId w:val="0"/>
         </w:numPr>
         <w:jc w:val="both"/>
@@ -1576,6 +1905,7 @@
     <w:p>
       <w:pPr>
         <w:numPr>
+          <w:ilvl w:val="0"/>
           <w:numId w:val="0"/>
         </w:numPr>
         <w:jc w:val="both"/>
@@ -1589,7 +1919,7 @@
       <w:pPr>
         <w:numPr>
           <w:ilvl w:val="0"/>
-          <w:numId w:val="1"/>
+          <w:numId w:val="2"/>
         </w:numPr>
         <w:ind w:leftChars="0"/>
         <w:jc w:val="both"/>
@@ -3358,6 +3688,7 @@
     <w:p>
       <w:pPr>
         <w:numPr>
+          <w:ilvl w:val="0"/>
           <w:numId w:val="0"/>
         </w:numPr>
         <w:jc w:val="both"/>
@@ -3374,6 +3705,7 @@
     <w:p>
       <w:pPr>
         <w:numPr>
+          <w:ilvl w:val="0"/>
           <w:numId w:val="0"/>
         </w:numPr>
         <w:jc w:val="both"/>
@@ -3386,6 +3718,7 @@
     <w:p>
       <w:pPr>
         <w:numPr>
+          <w:ilvl w:val="0"/>
           <w:numId w:val="0"/>
         </w:numPr>
         <w:jc w:val="center"/>
@@ -3505,6 +3838,14 @@
         <w:gridCol w:w="2841"/>
       </w:tblGrid>
       <w:tr>
+        <w:tblPrEx>
+          <w:tblCellMar>
+            <w:top w:w="0" w:type="dxa"/>
+            <w:left w:w="108" w:type="dxa"/>
+            <w:bottom w:w="0" w:type="dxa"/>
+            <w:right w:w="108" w:type="dxa"/>
+          </w:tblCellMar>
+        </w:tblPrEx>
         <w:trPr>
           <w:tblHeader/>
         </w:trPr>
@@ -3847,6 +4188,7 @@
     <w:p>
       <w:pPr>
         <w:numPr>
+          <w:ilvl w:val="0"/>
           <w:numId w:val="0"/>
         </w:numPr>
         <w:jc w:val="center"/>
@@ -3859,6 +4201,7 @@
     <w:p>
       <w:pPr>
         <w:numPr>
+          <w:ilvl w:val="0"/>
           <w:numId w:val="0"/>
         </w:numPr>
         <w:jc w:val="center"/>
@@ -3990,6 +4333,7 @@
     <w:p>
       <w:pPr>
         <w:numPr>
+          <w:ilvl w:val="0"/>
           <w:numId w:val="0"/>
         </w:numPr>
         <w:jc w:val="center"/>
@@ -4045,6 +4389,7 @@
     <w:p>
       <w:pPr>
         <w:numPr>
+          <w:ilvl w:val="0"/>
           <w:numId w:val="0"/>
         </w:numPr>
         <w:jc w:val="center"/>
@@ -4057,6 +4402,7 @@
     <w:p>
       <w:pPr>
         <w:numPr>
+          <w:ilvl w:val="0"/>
           <w:numId w:val="0"/>
         </w:numPr>
         <w:jc w:val="center"/>
@@ -4073,6 +4419,7 @@
     <w:p>
       <w:pPr>
         <w:numPr>
+          <w:ilvl w:val="0"/>
           <w:numId w:val="0"/>
         </w:numPr>
         <w:jc w:val="center"/>
@@ -4089,6 +4436,7 @@
     <w:p>
       <w:pPr>
         <w:numPr>
+          <w:ilvl w:val="0"/>
           <w:numId w:val="0"/>
         </w:numPr>
         <w:jc w:val="center"/>
@@ -4105,6 +4453,7 @@
     <w:p>
       <w:pPr>
         <w:numPr>
+          <w:ilvl w:val="0"/>
           <w:numId w:val="0"/>
         </w:numPr>
         <w:jc w:val="center"/>
@@ -4121,6 +4470,7 @@
     <w:p>
       <w:pPr>
         <w:numPr>
+          <w:ilvl w:val="0"/>
           <w:numId w:val="0"/>
         </w:numPr>
         <w:jc w:val="center"/>
@@ -4137,6 +4487,7 @@
     <w:p>
       <w:pPr>
         <w:numPr>
+          <w:ilvl w:val="0"/>
           <w:numId w:val="0"/>
         </w:numPr>
         <w:jc w:val="center"/>
@@ -4153,6 +4504,7 @@
     <w:p>
       <w:pPr>
         <w:numPr>
+          <w:ilvl w:val="0"/>
           <w:numId w:val="0"/>
         </w:numPr>
         <w:jc w:val="center"/>
@@ -4169,6 +4521,7 @@
     <w:p>
       <w:pPr>
         <w:numPr>
+          <w:ilvl w:val="0"/>
           <w:numId w:val="0"/>
         </w:numPr>
         <w:jc w:val="center"/>
@@ -4185,6 +4538,7 @@
     <w:p>
       <w:pPr>
         <w:numPr>
+          <w:ilvl w:val="0"/>
           <w:numId w:val="0"/>
         </w:numPr>
         <w:jc w:val="center"/>
@@ -4201,6 +4555,7 @@
     <w:p>
       <w:pPr>
         <w:numPr>
+          <w:ilvl w:val="0"/>
           <w:numId w:val="0"/>
         </w:numPr>
         <w:jc w:val="center"/>
@@ -4217,6 +4572,7 @@
     <w:p>
       <w:pPr>
         <w:numPr>
+          <w:ilvl w:val="0"/>
           <w:numId w:val="0"/>
         </w:numPr>
         <w:jc w:val="center"/>
@@ -4234,7 +4590,7 @@
       <w:pPr>
         <w:numPr>
           <w:ilvl w:val="0"/>
-          <w:numId w:val="4"/>
+          <w:numId w:val="5"/>
         </w:numPr>
         <w:jc w:val="both"/>
         <w:rPr>
@@ -4353,7 +4709,7 @@
       <w:pPr>
         <w:numPr>
           <w:ilvl w:val="0"/>
-          <w:numId w:val="4"/>
+          <w:numId w:val="5"/>
         </w:numPr>
         <w:jc w:val="both"/>
         <w:rPr>
@@ -4380,6 +4736,7 @@
     <w:p>
       <w:pPr>
         <w:numPr>
+          <w:ilvl w:val="0"/>
           <w:numId w:val="0"/>
         </w:numPr>
         <w:jc w:val="both"/>
@@ -4396,6 +4753,7 @@
     <w:p>
       <w:pPr>
         <w:numPr>
+          <w:ilvl w:val="0"/>
           <w:numId w:val="0"/>
         </w:numPr>
         <w:jc w:val="both"/>
@@ -4563,6 +4921,7 @@
     <w:p>
       <w:pPr>
         <w:numPr>
+          <w:ilvl w:val="0"/>
           <w:numId w:val="0"/>
         </w:numPr>
         <w:jc w:val="both"/>
@@ -4588,6 +4947,7 @@
     <w:p>
       <w:pPr>
         <w:numPr>
+          <w:ilvl w:val="0"/>
           <w:numId w:val="0"/>
         </w:numPr>
         <w:jc w:val="both"/>
@@ -4639,6 +4999,7 @@
     <w:p>
       <w:pPr>
         <w:numPr>
+          <w:ilvl w:val="0"/>
           <w:numId w:val="0"/>
         </w:numPr>
         <w:jc w:val="both"/>
@@ -4647,6 +5008,7 @@
     <w:p>
       <w:pPr>
         <w:numPr>
+          <w:ilvl w:val="0"/>
           <w:numId w:val="0"/>
         </w:numPr>
         <w:jc w:val="both"/>
@@ -4674,6 +5036,7 @@
     <w:p>
       <w:pPr>
         <w:numPr>
+          <w:ilvl w:val="0"/>
           <w:numId w:val="0"/>
         </w:numPr>
         <w:jc w:val="both"/>
@@ -4733,6 +5096,7 @@
     <w:p>
       <w:pPr>
         <w:numPr>
+          <w:ilvl w:val="0"/>
           <w:numId w:val="0"/>
         </w:numPr>
         <w:jc w:val="both"/>
@@ -4745,6 +5109,7 @@
     <w:p>
       <w:pPr>
         <w:numPr>
+          <w:ilvl w:val="0"/>
           <w:numId w:val="0"/>
         </w:numPr>
         <w:jc w:val="both"/>
@@ -4772,6 +5137,7 @@
     <w:p>
       <w:pPr>
         <w:numPr>
+          <w:ilvl w:val="0"/>
           <w:numId w:val="0"/>
         </w:numPr>
         <w:jc w:val="both"/>
@@ -4823,6 +5189,7 @@
     <w:p>
       <w:pPr>
         <w:numPr>
+          <w:ilvl w:val="0"/>
           <w:numId w:val="0"/>
         </w:numPr>
         <w:jc w:val="both"/>
@@ -4831,6 +5198,7 @@
     <w:p>
       <w:pPr>
         <w:numPr>
+          <w:ilvl w:val="0"/>
           <w:numId w:val="0"/>
         </w:numPr>
         <w:jc w:val="both"/>
@@ -4858,6 +5226,7 @@
     <w:p>
       <w:pPr>
         <w:numPr>
+          <w:ilvl w:val="0"/>
           <w:numId w:val="0"/>
         </w:numPr>
         <w:jc w:val="both"/>
@@ -4917,6 +5286,7 @@
     <w:p>
       <w:pPr>
         <w:numPr>
+          <w:ilvl w:val="0"/>
           <w:numId w:val="0"/>
         </w:numPr>
         <w:jc w:val="both"/>
@@ -4929,6 +5299,7 @@
     <w:p>
       <w:pPr>
         <w:numPr>
+          <w:ilvl w:val="0"/>
           <w:numId w:val="0"/>
         </w:numPr>
         <w:jc w:val="both"/>
@@ -4956,6 +5327,7 @@
     <w:p>
       <w:pPr>
         <w:numPr>
+          <w:ilvl w:val="0"/>
           <w:numId w:val="0"/>
         </w:numPr>
         <w:jc w:val="both"/>
@@ -5015,6 +5387,7 @@
     <w:p>
       <w:pPr>
         <w:numPr>
+          <w:ilvl w:val="0"/>
           <w:numId w:val="0"/>
         </w:numPr>
         <w:jc w:val="both"/>
@@ -5027,6 +5400,7 @@
     <w:p>
       <w:pPr>
         <w:numPr>
+          <w:ilvl w:val="0"/>
           <w:numId w:val="0"/>
         </w:numPr>
         <w:jc w:val="both"/>
@@ -5054,6 +5428,7 @@
     <w:p>
       <w:pPr>
         <w:numPr>
+          <w:ilvl w:val="0"/>
           <w:numId w:val="0"/>
         </w:numPr>
         <w:jc w:val="both"/>
@@ -5630,7 +6005,7 @@
       <w:pPr>
         <w:numPr>
           <w:ilvl w:val="0"/>
-          <w:numId w:val="4"/>
+          <w:numId w:val="5"/>
         </w:numPr>
         <w:ind w:left="0" w:leftChars="0" w:firstLine="0" w:firstLineChars="0"/>
         <w:jc w:val="both"/>
@@ -5658,6 +6033,7 @@
     <w:p>
       <w:pPr>
         <w:numPr>
+          <w:ilvl w:val="0"/>
           <w:numId w:val="0"/>
         </w:numPr>
         <w:jc w:val="both"/>
@@ -6199,6 +6575,7 @@
     <w:p>
       <w:pPr>
         <w:numPr>
+          <w:ilvl w:val="0"/>
           <w:numId w:val="0"/>
         </w:numPr>
         <w:jc w:val="both"/>
@@ -6215,6 +6592,7 @@
     <w:p>
       <w:pPr>
         <w:numPr>
+          <w:ilvl w:val="0"/>
           <w:numId w:val="0"/>
         </w:numPr>
         <w:jc w:val="both"/>
@@ -6242,6 +6620,7 @@
     <w:p>
       <w:pPr>
         <w:numPr>
+          <w:ilvl w:val="0"/>
           <w:numId w:val="0"/>
         </w:numPr>
         <w:jc w:val="both"/>
@@ -6294,7 +6673,7 @@
       <w:pPr>
         <w:numPr>
           <w:ilvl w:val="0"/>
-          <w:numId w:val="4"/>
+          <w:numId w:val="5"/>
         </w:numPr>
         <w:ind w:left="0" w:leftChars="0" w:firstLine="0" w:firstLineChars="0"/>
         <w:jc w:val="both"/>
@@ -6397,7 +6776,7 @@
       <w:pPr>
         <w:numPr>
           <w:ilvl w:val="0"/>
-          <w:numId w:val="5"/>
+          <w:numId w:val="6"/>
         </w:numPr>
         <w:rPr>
           <w:rFonts w:hint="default" w:asciiTheme="minorAscii" w:hAnsiTheme="minorAscii"/>
@@ -6423,6 +6802,53 @@
         <w:pStyle w:val="9"/>
         <w:numPr>
           <w:ilvl w:val="1"/>
+          <w:numId w:val="7"/>
+        </w:numPr>
+        <w:rPr>
+          <w:rFonts w:hint="default" w:asciiTheme="minorAscii" w:hAnsiTheme="minorAscii"/>
+          <w:color w:val="auto"/>
+          <w:sz w:val="22"/>
+          <w:szCs w:val="22"/>
+        </w:rPr>
+      </w:pPr>
+      <w:r>
+        <w:rPr>
+          <w:rFonts w:hint="default" w:asciiTheme="minorAscii" w:hAnsiTheme="minorAscii"/>
+          <w:color w:val="auto"/>
+          <w:sz w:val="22"/>
+          <w:szCs w:val="22"/>
+        </w:rPr>
+        <w:t>Load config.json</w:t>
+      </w:r>
+    </w:p>
+    <w:p>
+      <w:pPr>
+        <w:pStyle w:val="9"/>
+        <w:numPr>
+          <w:ilvl w:val="1"/>
+          <w:numId w:val="7"/>
+        </w:numPr>
+        <w:rPr>
+          <w:rFonts w:hint="default" w:asciiTheme="minorAscii" w:hAnsiTheme="minorAscii"/>
+          <w:color w:val="auto"/>
+          <w:sz w:val="22"/>
+          <w:szCs w:val="22"/>
+        </w:rPr>
+      </w:pPr>
+      <w:r>
+        <w:rPr>
+          <w:rFonts w:hint="default" w:asciiTheme="minorAscii" w:hAnsiTheme="minorAscii"/>
+          <w:color w:val="auto"/>
+          <w:sz w:val="22"/>
+          <w:szCs w:val="22"/>
+        </w:rPr>
+        <w:t>CONFIG_ONLY mode</w:t>
+      </w:r>
+    </w:p>
+    <w:p>
+      <w:pPr>
+        <w:numPr>
+          <w:ilvl w:val="0"/>
           <w:numId w:val="6"/>
         </w:numPr>
         <w:rPr>
@@ -6435,11 +6861,13 @@
       <w:r>
         <w:rPr>
           <w:rFonts w:hint="default" w:asciiTheme="minorAscii" w:hAnsiTheme="minorAscii"/>
-          <w:color w:val="auto"/>
-          <w:sz w:val="22"/>
-          <w:szCs w:val="22"/>
-        </w:rPr>
-        <w:t>Load config.json</w:t>
+          <w:b/>
+          <w:bCs/>
+          <w:color w:val="auto"/>
+          <w:sz w:val="22"/>
+          <w:szCs w:val="22"/>
+        </w:rPr>
+        <w:t>recommend(message, hints, config)</w:t>
       </w:r>
     </w:p>
     <w:p>
@@ -6447,6 +6875,173 @@
         <w:pStyle w:val="9"/>
         <w:numPr>
           <w:ilvl w:val="1"/>
+          <w:numId w:val="7"/>
+        </w:numPr>
+        <w:rPr>
+          <w:rFonts w:hint="default" w:asciiTheme="minorAscii" w:hAnsiTheme="minorAscii"/>
+          <w:color w:val="auto"/>
+          <w:sz w:val="22"/>
+          <w:szCs w:val="22"/>
+        </w:rPr>
+      </w:pPr>
+      <w:r>
+        <w:rPr>
+          <w:rFonts w:hint="default" w:asciiTheme="minorAscii" w:hAnsiTheme="minorAscii"/>
+          <w:color w:val="auto"/>
+          <w:sz w:val="22"/>
+          <w:szCs w:val="22"/>
+        </w:rPr>
+        <w:t>Use case: auto-detect “code_generation”</w:t>
+      </w:r>
+    </w:p>
+    <w:p>
+      <w:pPr>
+        <w:pStyle w:val="9"/>
+        <w:numPr>
+          <w:ilvl w:val="1"/>
+          <w:numId w:val="7"/>
+        </w:numPr>
+        <w:rPr>
+          <w:rFonts w:hint="default" w:asciiTheme="minorAscii" w:hAnsiTheme="minorAscii"/>
+          <w:color w:val="auto"/>
+          <w:sz w:val="22"/>
+          <w:szCs w:val="22"/>
+        </w:rPr>
+      </w:pPr>
+      <w:r>
+        <w:rPr>
+          <w:rFonts w:hint="default" w:asciiTheme="minorAscii" w:hAnsiTheme="minorAscii"/>
+          <w:color w:val="auto"/>
+          <w:sz w:val="22"/>
+          <w:szCs w:val="22"/>
+        </w:rPr>
+        <w:t>Health check: 9 models, 7 online</w:t>
+      </w:r>
+    </w:p>
+    <w:p>
+      <w:pPr>
+        <w:pStyle w:val="9"/>
+        <w:numPr>
+          <w:ilvl w:val="1"/>
+          <w:numId w:val="7"/>
+        </w:numPr>
+        <w:rPr>
+          <w:rFonts w:hint="default" w:asciiTheme="minorAscii" w:hAnsiTheme="minorAscii"/>
+          <w:color w:val="auto"/>
+          <w:sz w:val="22"/>
+          <w:szCs w:val="22"/>
+        </w:rPr>
+      </w:pPr>
+      <w:r>
+        <w:rPr>
+          <w:rFonts w:hint="default" w:asciiTheme="minorAscii" w:hAnsiTheme="minorAscii"/>
+          <w:color w:val="auto"/>
+          <w:sz w:val="22"/>
+          <w:szCs w:val="22"/>
+        </w:rPr>
+        <w:t>Filter: quality 0.75 → 4 survivors</w:t>
+      </w:r>
+    </w:p>
+    <w:p>
+      <w:pPr>
+        <w:pStyle w:val="9"/>
+        <w:numPr>
+          <w:ilvl w:val="1"/>
+          <w:numId w:val="7"/>
+        </w:numPr>
+        <w:rPr>
+          <w:rFonts w:hint="default" w:asciiTheme="minorAscii" w:hAnsiTheme="minorAscii"/>
+          <w:color w:val="auto"/>
+          <w:sz w:val="22"/>
+          <w:szCs w:val="22"/>
+        </w:rPr>
+      </w:pPr>
+      <w:r>
+        <w:rPr>
+          <w:rFonts w:hint="default" w:asciiTheme="minorAscii" w:hAnsiTheme="minorAscii"/>
+          <w:color w:val="auto"/>
+          <w:sz w:val="22"/>
+          <w:szCs w:val="22"/>
+        </w:rPr>
+        <w:t>Context 4096 → 4 survivors</w:t>
+      </w:r>
+    </w:p>
+    <w:p>
+      <w:pPr>
+        <w:pStyle w:val="9"/>
+        <w:numPr>
+          <w:ilvl w:val="1"/>
+          <w:numId w:val="7"/>
+        </w:numPr>
+        <w:rPr>
+          <w:rFonts w:hint="default" w:asciiTheme="minorAscii" w:hAnsiTheme="minorAscii"/>
+          <w:color w:val="auto"/>
+          <w:sz w:val="22"/>
+          <w:szCs w:val="22"/>
+        </w:rPr>
+      </w:pPr>
+      <w:r>
+        <w:rPr>
+          <w:rFonts w:hint="default" w:asciiTheme="minorAscii" w:hAnsiTheme="minorAscii"/>
+          <w:color w:val="auto"/>
+          <w:sz w:val="22"/>
+          <w:szCs w:val="22"/>
+        </w:rPr>
+        <w:t>Adjust weights: normal urgency → 0.60, 0.25, 0.15</w:t>
+      </w:r>
+    </w:p>
+    <w:p>
+      <w:pPr>
+        <w:pStyle w:val="9"/>
+        <w:numPr>
+          <w:ilvl w:val="1"/>
+          <w:numId w:val="7"/>
+        </w:numPr>
+        <w:rPr>
+          <w:rFonts w:hint="default" w:asciiTheme="minorAscii" w:hAnsiTheme="minorAscii"/>
+          <w:color w:val="auto"/>
+          <w:sz w:val="22"/>
+          <w:szCs w:val="22"/>
+        </w:rPr>
+      </w:pPr>
+      <w:r>
+        <w:rPr>
+          <w:rFonts w:hint="default" w:asciiTheme="minorAscii" w:hAnsiTheme="minorAscii"/>
+          <w:color w:val="auto"/>
+          <w:sz w:val="22"/>
+          <w:szCs w:val="22"/>
+        </w:rPr>
+        <w:t>Score: codellama=0.8655, llama3=0.86, gemini-flash=0.7975</w:t>
+      </w:r>
+    </w:p>
+    <w:p>
+      <w:pPr>
+        <w:pStyle w:val="9"/>
+        <w:numPr>
+          <w:ilvl w:val="1"/>
+          <w:numId w:val="7"/>
+        </w:numPr>
+        <w:rPr>
+          <w:rFonts w:hint="default" w:asciiTheme="minorAscii" w:hAnsiTheme="minorAscii"/>
+          <w:color w:val="auto"/>
+          <w:sz w:val="22"/>
+          <w:szCs w:val="22"/>
+        </w:rPr>
+      </w:pPr>
+      <w:r>
+        <w:rPr>
+          <w:rFonts w:hint="default" w:asciiTheme="minorAscii" w:hAnsiTheme="minorAscii"/>
+          <w:color w:val="auto"/>
+          <w:sz w:val="22"/>
+          <w:szCs w:val="22"/>
+        </w:rPr>
+        <w:t>Winner: codellama (0.8655)</w:t>
+      </w:r>
+    </w:p>
+    <w:p>
+      <w:pPr>
+        <w:numPr>
+          <w:ilvl w:val="0"/>
           <w:numId w:val="6"/>
         </w:numPr>
         <w:rPr>
@@ -6459,43 +7054,91 @@
       <w:r>
         <w:rPr>
           <w:rFonts w:hint="default" w:asciiTheme="minorAscii" w:hAnsiTheme="minorAscii"/>
-          <w:color w:val="auto"/>
-          <w:sz w:val="22"/>
-          <w:szCs w:val="22"/>
-        </w:rPr>
-        <w:t>CONFIG_ONLY mode</w:t>
+          <w:b/>
+          <w:bCs/>
+          <w:color w:val="auto"/>
+          <w:sz w:val="22"/>
+          <w:szCs w:val="22"/>
+        </w:rPr>
+        <w:t>wrapped_client.invoke</w:t>
+      </w:r>
+    </w:p>
+    <w:p>
+      <w:pPr>
+        <w:pStyle w:val="9"/>
+        <w:numPr>
+          <w:ilvl w:val="1"/>
+          <w:numId w:val="7"/>
+        </w:numPr>
+        <w:rPr>
+          <w:rFonts w:hint="default" w:asciiTheme="minorAscii" w:hAnsiTheme="minorAscii"/>
+          <w:color w:val="auto"/>
+          <w:sz w:val="22"/>
+          <w:szCs w:val="22"/>
+        </w:rPr>
+      </w:pPr>
+      <w:r>
+        <w:rPr>
+          <w:rFonts w:hint="default" w:asciiTheme="minorAscii" w:hAnsiTheme="minorAscii"/>
+          <w:color w:val="auto"/>
+          <w:sz w:val="22"/>
+          <w:szCs w:val="22"/>
+        </w:rPr>
+        <w:t>Try codellama</w:t>
+      </w:r>
+    </w:p>
+    <w:p>
+      <w:pPr>
+        <w:pStyle w:val="9"/>
+        <w:numPr>
+          <w:ilvl w:val="1"/>
+          <w:numId w:val="7"/>
+        </w:numPr>
+        <w:rPr>
+          <w:rFonts w:hint="default" w:asciiTheme="minorAscii" w:hAnsiTheme="minorAscii"/>
+          <w:color w:val="auto"/>
+          <w:sz w:val="22"/>
+          <w:szCs w:val="22"/>
+        </w:rPr>
+      </w:pPr>
+      <w:r>
+        <w:rPr>
+          <w:rFonts w:hint="default" w:asciiTheme="minorAscii" w:hAnsiTheme="minorAscii"/>
+          <w:color w:val="auto"/>
+          <w:sz w:val="22"/>
+          <w:szCs w:val="22"/>
+        </w:rPr>
+        <w:t>Success ✓</w:t>
+      </w:r>
+    </w:p>
+    <w:p>
+      <w:pPr>
+        <w:pStyle w:val="9"/>
+        <w:numPr>
+          <w:ilvl w:val="1"/>
+          <w:numId w:val="7"/>
+        </w:numPr>
+        <w:rPr>
+          <w:rFonts w:hint="default" w:asciiTheme="minorAscii" w:hAnsiTheme="minorAscii"/>
+          <w:color w:val="auto"/>
+          <w:sz w:val="22"/>
+          <w:szCs w:val="22"/>
+        </w:rPr>
+      </w:pPr>
+      <w:r>
+        <w:rPr>
+          <w:rFonts w:hint="default" w:asciiTheme="minorAscii" w:hAnsiTheme="minorAscii"/>
+          <w:color w:val="auto"/>
+          <w:sz w:val="22"/>
+          <w:szCs w:val="22"/>
+        </w:rPr>
+        <w:t>Return response</w:t>
       </w:r>
     </w:p>
     <w:p>
       <w:pPr>
         <w:numPr>
           <w:ilvl w:val="0"/>
-          <w:numId w:val="5"/>
-        </w:numPr>
-        <w:rPr>
-          <w:rFonts w:hint="default" w:asciiTheme="minorAscii" w:hAnsiTheme="minorAscii"/>
-          <w:color w:val="auto"/>
-          <w:sz w:val="22"/>
-          <w:szCs w:val="22"/>
-        </w:rPr>
-      </w:pPr>
-      <w:r>
-        <w:rPr>
-          <w:rFonts w:hint="default" w:asciiTheme="minorAscii" w:hAnsiTheme="minorAscii"/>
-          <w:b/>
-          <w:bCs/>
-          <w:color w:val="auto"/>
-          <w:sz w:val="22"/>
-          <w:szCs w:val="22"/>
-        </w:rPr>
-        <w:t>recommend(message, hints, config)</w:t>
-      </w:r>
-    </w:p>
-    <w:p>
-      <w:pPr>
-        <w:pStyle w:val="9"/>
-        <w:numPr>
-          <w:ilvl w:val="1"/>
           <w:numId w:val="6"/>
         </w:numPr>
         <w:rPr>
@@ -6508,285 +7151,21 @@
       <w:r>
         <w:rPr>
           <w:rFonts w:hint="default" w:asciiTheme="minorAscii" w:hAnsiTheme="minorAscii"/>
-          <w:color w:val="auto"/>
-          <w:sz w:val="22"/>
-          <w:szCs w:val="22"/>
-        </w:rPr>
-        <w:t>Use case: auto-detect “code_generation”</w:t>
-      </w:r>
-    </w:p>
-    <w:p>
-      <w:pPr>
-        <w:pStyle w:val="9"/>
-        <w:numPr>
-          <w:ilvl w:val="1"/>
-          <w:numId w:val="6"/>
-        </w:numPr>
-        <w:rPr>
-          <w:rFonts w:hint="default" w:asciiTheme="minorAscii" w:hAnsiTheme="minorAscii"/>
-          <w:color w:val="auto"/>
-          <w:sz w:val="22"/>
-          <w:szCs w:val="22"/>
-        </w:rPr>
-      </w:pPr>
-      <w:r>
-        <w:rPr>
-          <w:rFonts w:hint="default" w:asciiTheme="minorAscii" w:hAnsiTheme="minorAscii"/>
-          <w:color w:val="auto"/>
-          <w:sz w:val="22"/>
-          <w:szCs w:val="22"/>
-        </w:rPr>
-        <w:t>Health check: 9 models, 7 online</w:t>
-      </w:r>
-    </w:p>
-    <w:p>
-      <w:pPr>
-        <w:pStyle w:val="9"/>
-        <w:numPr>
-          <w:ilvl w:val="1"/>
-          <w:numId w:val="6"/>
-        </w:numPr>
-        <w:rPr>
-          <w:rFonts w:hint="default" w:asciiTheme="minorAscii" w:hAnsiTheme="minorAscii"/>
-          <w:color w:val="auto"/>
-          <w:sz w:val="22"/>
-          <w:szCs w:val="22"/>
-        </w:rPr>
-      </w:pPr>
-      <w:r>
-        <w:rPr>
-          <w:rFonts w:hint="default" w:asciiTheme="minorAscii" w:hAnsiTheme="minorAscii"/>
-          <w:color w:val="auto"/>
-          <w:sz w:val="22"/>
-          <w:szCs w:val="22"/>
-        </w:rPr>
-        <w:t>Filter: quality 0.75 → 4 survivors</w:t>
-      </w:r>
-    </w:p>
-    <w:p>
-      <w:pPr>
-        <w:pStyle w:val="9"/>
-        <w:numPr>
-          <w:ilvl w:val="1"/>
-          <w:numId w:val="6"/>
-        </w:numPr>
-        <w:rPr>
-          <w:rFonts w:hint="default" w:asciiTheme="minorAscii" w:hAnsiTheme="minorAscii"/>
-          <w:color w:val="auto"/>
-          <w:sz w:val="22"/>
-          <w:szCs w:val="22"/>
-        </w:rPr>
-      </w:pPr>
-      <w:r>
-        <w:rPr>
-          <w:rFonts w:hint="default" w:asciiTheme="minorAscii" w:hAnsiTheme="minorAscii"/>
-          <w:color w:val="auto"/>
-          <w:sz w:val="22"/>
-          <w:szCs w:val="22"/>
-        </w:rPr>
-        <w:t>Context 4096 → 4 survivors</w:t>
-      </w:r>
-    </w:p>
-    <w:p>
-      <w:pPr>
-        <w:pStyle w:val="9"/>
-        <w:numPr>
-          <w:ilvl w:val="1"/>
-          <w:numId w:val="6"/>
-        </w:numPr>
-        <w:rPr>
-          <w:rFonts w:hint="default" w:asciiTheme="minorAscii" w:hAnsiTheme="minorAscii"/>
-          <w:color w:val="auto"/>
-          <w:sz w:val="22"/>
-          <w:szCs w:val="22"/>
-        </w:rPr>
-      </w:pPr>
-      <w:r>
-        <w:rPr>
-          <w:rFonts w:hint="default" w:asciiTheme="minorAscii" w:hAnsiTheme="minorAscii"/>
-          <w:color w:val="auto"/>
-          <w:sz w:val="22"/>
-          <w:szCs w:val="22"/>
-        </w:rPr>
-        <w:t>Adjust weights: normal urgency → 0.60, 0.25, 0.15</w:t>
-      </w:r>
-    </w:p>
-    <w:p>
-      <w:pPr>
-        <w:pStyle w:val="9"/>
-        <w:numPr>
-          <w:ilvl w:val="1"/>
-          <w:numId w:val="6"/>
-        </w:numPr>
-        <w:rPr>
-          <w:rFonts w:hint="default" w:asciiTheme="minorAscii" w:hAnsiTheme="minorAscii"/>
-          <w:color w:val="auto"/>
-          <w:sz w:val="22"/>
-          <w:szCs w:val="22"/>
-        </w:rPr>
-      </w:pPr>
-      <w:r>
-        <w:rPr>
-          <w:rFonts w:hint="default" w:asciiTheme="minorAscii" w:hAnsiTheme="minorAscii"/>
-          <w:color w:val="auto"/>
-          <w:sz w:val="22"/>
-          <w:szCs w:val="22"/>
-        </w:rPr>
-        <w:t>Score: codellama=0.8655, llama3=0.86, gemini-flash=0.7975</w:t>
-      </w:r>
-    </w:p>
-    <w:p>
-      <w:pPr>
-        <w:pStyle w:val="9"/>
-        <w:numPr>
-          <w:ilvl w:val="1"/>
-          <w:numId w:val="6"/>
-        </w:numPr>
-        <w:rPr>
-          <w:rFonts w:hint="default" w:asciiTheme="minorAscii" w:hAnsiTheme="minorAscii"/>
-          <w:color w:val="auto"/>
-          <w:sz w:val="22"/>
-          <w:szCs w:val="22"/>
-        </w:rPr>
-      </w:pPr>
-      <w:r>
-        <w:rPr>
-          <w:rFonts w:hint="default" w:asciiTheme="minorAscii" w:hAnsiTheme="minorAscii"/>
-          <w:color w:val="auto"/>
-          <w:sz w:val="22"/>
-          <w:szCs w:val="22"/>
-        </w:rPr>
-        <w:t>Winner: codellama (0.8655)</w:t>
-      </w:r>
-    </w:p>
-    <w:p>
-      <w:pPr>
+          <w:b/>
+          <w:bCs/>
+          <w:color w:val="auto"/>
+          <w:sz w:val="22"/>
+          <w:szCs w:val="22"/>
+        </w:rPr>
+        <w:t>Log to feedback.jsonl</w:t>
+      </w:r>
+    </w:p>
+    <w:p>
+      <w:pPr>
+        <w:pStyle w:val="12"/>
         <w:numPr>
           <w:ilvl w:val="0"/>
-          <w:numId w:val="5"/>
-        </w:numPr>
-        <w:rPr>
-          <w:rFonts w:hint="default" w:asciiTheme="minorAscii" w:hAnsiTheme="minorAscii"/>
-          <w:color w:val="auto"/>
-          <w:sz w:val="22"/>
-          <w:szCs w:val="22"/>
-        </w:rPr>
-      </w:pPr>
-      <w:r>
-        <w:rPr>
-          <w:rFonts w:hint="default" w:asciiTheme="minorAscii" w:hAnsiTheme="minorAscii"/>
-          <w:b/>
-          <w:bCs/>
-          <w:color w:val="auto"/>
-          <w:sz w:val="22"/>
-          <w:szCs w:val="22"/>
-        </w:rPr>
-        <w:t>wrapped_client.invoke</w:t>
-      </w:r>
-    </w:p>
-    <w:p>
-      <w:pPr>
-        <w:pStyle w:val="9"/>
-        <w:numPr>
-          <w:ilvl w:val="1"/>
-          <w:numId w:val="6"/>
-        </w:numPr>
-        <w:rPr>
-          <w:rFonts w:hint="default" w:asciiTheme="minorAscii" w:hAnsiTheme="minorAscii"/>
-          <w:color w:val="auto"/>
-          <w:sz w:val="22"/>
-          <w:szCs w:val="22"/>
-        </w:rPr>
-      </w:pPr>
-      <w:r>
-        <w:rPr>
-          <w:rFonts w:hint="default" w:asciiTheme="minorAscii" w:hAnsiTheme="minorAscii"/>
-          <w:color w:val="auto"/>
-          <w:sz w:val="22"/>
-          <w:szCs w:val="22"/>
-        </w:rPr>
-        <w:t>Try codellama</w:t>
-      </w:r>
-    </w:p>
-    <w:p>
-      <w:pPr>
-        <w:pStyle w:val="9"/>
-        <w:numPr>
-          <w:ilvl w:val="1"/>
-          <w:numId w:val="6"/>
-        </w:numPr>
-        <w:rPr>
-          <w:rFonts w:hint="default" w:asciiTheme="minorAscii" w:hAnsiTheme="minorAscii"/>
-          <w:color w:val="auto"/>
-          <w:sz w:val="22"/>
-          <w:szCs w:val="22"/>
-        </w:rPr>
-      </w:pPr>
-      <w:r>
-        <w:rPr>
-          <w:rFonts w:hint="default" w:asciiTheme="minorAscii" w:hAnsiTheme="minorAscii"/>
-          <w:color w:val="auto"/>
-          <w:sz w:val="22"/>
-          <w:szCs w:val="22"/>
-        </w:rPr>
-        <w:t>Success ✓</w:t>
-      </w:r>
-    </w:p>
-    <w:p>
-      <w:pPr>
-        <w:pStyle w:val="9"/>
-        <w:numPr>
-          <w:ilvl w:val="1"/>
-          <w:numId w:val="6"/>
-        </w:numPr>
-        <w:rPr>
-          <w:rFonts w:hint="default" w:asciiTheme="minorAscii" w:hAnsiTheme="minorAscii"/>
-          <w:color w:val="auto"/>
-          <w:sz w:val="22"/>
-          <w:szCs w:val="22"/>
-        </w:rPr>
-      </w:pPr>
-      <w:r>
-        <w:rPr>
-          <w:rFonts w:hint="default" w:asciiTheme="minorAscii" w:hAnsiTheme="minorAscii"/>
-          <w:color w:val="auto"/>
-          <w:sz w:val="22"/>
-          <w:szCs w:val="22"/>
-        </w:rPr>
-        <w:t>Return response</w:t>
-      </w:r>
-    </w:p>
-    <w:p>
-      <w:pPr>
-        <w:numPr>
-          <w:ilvl w:val="0"/>
-          <w:numId w:val="5"/>
-        </w:numPr>
-        <w:rPr>
-          <w:rFonts w:hint="default" w:asciiTheme="minorAscii" w:hAnsiTheme="minorAscii"/>
-          <w:color w:val="auto"/>
-          <w:sz w:val="22"/>
-          <w:szCs w:val="22"/>
-        </w:rPr>
-      </w:pPr>
-      <w:r>
-        <w:rPr>
-          <w:rFonts w:hint="default" w:asciiTheme="minorAscii" w:hAnsiTheme="minorAscii"/>
-          <w:b/>
-          <w:bCs/>
-          <w:color w:val="auto"/>
-          <w:sz w:val="22"/>
-          <w:szCs w:val="22"/>
-        </w:rPr>
-        <w:t>Log to feedback.jsonl</w:t>
-      </w:r>
-    </w:p>
-    <w:p>
-      <w:pPr>
-        <w:pStyle w:val="12"/>
-        <w:numPr>
-          <w:ilvl w:val="0"/>
-          <w:numId w:val="7"/>
+          <w:numId w:val="8"/>
         </w:numPr>
         <w:rPr>
           <w:rFonts w:hint="default" w:asciiTheme="minorAscii" w:hAnsiTheme="minorAscii"/>
@@ -7197,7 +7576,7 @@
           <w:szCs w:val="22"/>
         </w:rPr>
         <w:pict>
-          <v:rect id="_x0000_i1056" o:spt="1" style="height:1.5pt;width:0pt;" coordsize="21600,21600" o:hr="t" o:hrstd="t" o:hralign="center">
+          <v:rect id="_x0000_i1025" o:spt="1" style="height:1.5pt;width:0pt;" coordsize="21600,21600" o:hr="t" o:hrstd="t" o:hralign="center">
             <v:path/>
             <v:fill focussize="0,0"/>
             <v:stroke/>
@@ -7289,7 +7668,7 @@
         <w:pStyle w:val="9"/>
         <w:numPr>
           <w:ilvl w:val="0"/>
-          <w:numId w:val="8"/>
+          <w:numId w:val="9"/>
         </w:numPr>
         <w:rPr>
           <w:rFonts w:hint="default" w:asciiTheme="minorAscii" w:hAnsiTheme="minorAscii"/>
@@ -7315,7 +7694,7 @@
         <w:pStyle w:val="9"/>
         <w:numPr>
           <w:ilvl w:val="1"/>
-          <w:numId w:val="6"/>
+          <w:numId w:val="7"/>
         </w:numPr>
         <w:rPr>
           <w:rFonts w:hint="default" w:asciiTheme="minorAscii" w:hAnsiTheme="minorAscii"/>
@@ -7339,7 +7718,7 @@
         <w:pStyle w:val="9"/>
         <w:numPr>
           <w:ilvl w:val="0"/>
-          <w:numId w:val="8"/>
+          <w:numId w:val="9"/>
         </w:numPr>
         <w:rPr>
           <w:rFonts w:hint="default" w:asciiTheme="minorAscii" w:hAnsiTheme="minorAscii"/>
@@ -7365,7 +7744,7 @@
         <w:pStyle w:val="9"/>
         <w:numPr>
           <w:ilvl w:val="1"/>
-          <w:numId w:val="6"/>
+          <w:numId w:val="7"/>
         </w:numPr>
         <w:rPr>
           <w:rFonts w:hint="default" w:asciiTheme="minorAscii" w:hAnsiTheme="minorAscii"/>
@@ -7389,7 +7768,7 @@
         <w:pStyle w:val="9"/>
         <w:numPr>
           <w:ilvl w:val="1"/>
-          <w:numId w:val="6"/>
+          <w:numId w:val="7"/>
         </w:numPr>
         <w:rPr>
           <w:rFonts w:hint="default" w:asciiTheme="minorAscii" w:hAnsiTheme="minorAscii"/>
@@ -7413,7 +7792,7 @@
         <w:pStyle w:val="9"/>
         <w:numPr>
           <w:ilvl w:val="1"/>
-          <w:numId w:val="6"/>
+          <w:numId w:val="7"/>
         </w:numPr>
         <w:rPr>
           <w:rFonts w:hint="default" w:asciiTheme="minorAscii" w:hAnsiTheme="minorAscii"/>
@@ -7437,7 +7816,7 @@
         <w:pStyle w:val="9"/>
         <w:numPr>
           <w:ilvl w:val="1"/>
-          <w:numId w:val="6"/>
+          <w:numId w:val="7"/>
         </w:numPr>
         <w:rPr>
           <w:rFonts w:hint="default" w:asciiTheme="minorAscii" w:hAnsiTheme="minorAscii"/>
@@ -7461,7 +7840,7 @@
         <w:pStyle w:val="9"/>
         <w:numPr>
           <w:ilvl w:val="1"/>
-          <w:numId w:val="6"/>
+          <w:numId w:val="7"/>
         </w:numPr>
         <w:rPr>
           <w:rFonts w:hint="default" w:asciiTheme="minorAscii" w:hAnsiTheme="minorAscii"/>
@@ -7487,7 +7866,7 @@
         <w:pStyle w:val="9"/>
         <w:numPr>
           <w:ilvl w:val="1"/>
-          <w:numId w:val="6"/>
+          <w:numId w:val="7"/>
         </w:numPr>
         <w:rPr>
           <w:rFonts w:hint="default" w:asciiTheme="minorAscii" w:hAnsiTheme="minorAscii"/>
@@ -7511,7 +7890,7 @@
         <w:pStyle w:val="9"/>
         <w:numPr>
           <w:ilvl w:val="1"/>
-          <w:numId w:val="6"/>
+          <w:numId w:val="7"/>
         </w:numPr>
         <w:rPr>
           <w:rFonts w:hint="default" w:asciiTheme="minorAscii" w:hAnsiTheme="minorAscii"/>
@@ -7535,7 +7914,7 @@
         <w:pStyle w:val="9"/>
         <w:numPr>
           <w:ilvl w:val="0"/>
-          <w:numId w:val="8"/>
+          <w:numId w:val="9"/>
         </w:numPr>
         <w:rPr>
           <w:rFonts w:hint="default" w:asciiTheme="minorAscii" w:hAnsiTheme="minorAscii"/>
@@ -7561,7 +7940,7 @@
         <w:pStyle w:val="9"/>
         <w:numPr>
           <w:ilvl w:val="1"/>
-          <w:numId w:val="6"/>
+          <w:numId w:val="7"/>
         </w:numPr>
         <w:rPr>
           <w:rFonts w:hint="default" w:asciiTheme="minorAscii" w:hAnsiTheme="minorAscii"/>
@@ -7585,7 +7964,7 @@
         <w:pStyle w:val="9"/>
         <w:numPr>
           <w:ilvl w:val="1"/>
-          <w:numId w:val="6"/>
+          <w:numId w:val="7"/>
         </w:numPr>
         <w:rPr>
           <w:rFonts w:hint="default" w:asciiTheme="minorAscii" w:hAnsiTheme="minorAscii"/>
@@ -7609,7 +7988,7 @@
         <w:pStyle w:val="9"/>
         <w:numPr>
           <w:ilvl w:val="1"/>
-          <w:numId w:val="6"/>
+          <w:numId w:val="7"/>
         </w:numPr>
         <w:rPr>
           <w:rFonts w:hint="default" w:asciiTheme="minorAscii" w:hAnsiTheme="minorAscii"/>
@@ -7676,7 +8055,7 @@
           <w:szCs w:val="22"/>
         </w:rPr>
         <w:pict>
-          <v:rect id="_x0000_i1057" o:spt="1" style="height:1.5pt;width:0pt;" coordsize="21600,21600" o:hr="t" o:hrstd="t" o:hralign="center">
+          <v:rect id="_x0000_i1026" o:spt="1" style="height:1.5pt;width:0pt;" coordsize="21600,21600" o:hr="t" o:hrstd="t" o:hralign="center">
             <v:path/>
             <v:fill focussize="0,0"/>
             <v:stroke/>
@@ -7767,7 +8146,7 @@
       <w:pPr>
         <w:numPr>
           <w:ilvl w:val="0"/>
-          <w:numId w:val="9"/>
+          <w:numId w:val="10"/>
         </w:numPr>
         <w:rPr>
           <w:rFonts w:hint="default" w:asciiTheme="minorAscii" w:hAnsiTheme="minorAscii"/>
@@ -7793,7 +8172,7 @@
         <w:pStyle w:val="9"/>
         <w:numPr>
           <w:ilvl w:val="1"/>
-          <w:numId w:val="6"/>
+          <w:numId w:val="7"/>
         </w:numPr>
         <w:rPr>
           <w:rFonts w:hint="default" w:asciiTheme="minorAscii" w:hAnsiTheme="minorAscii"/>
@@ -7816,7 +8195,7 @@
       <w:pPr>
         <w:numPr>
           <w:ilvl w:val="0"/>
-          <w:numId w:val="9"/>
+          <w:numId w:val="10"/>
         </w:numPr>
         <w:rPr>
           <w:rFonts w:hint="default" w:asciiTheme="minorAscii" w:hAnsiTheme="minorAscii"/>
@@ -7842,7 +8221,7 @@
         <w:pStyle w:val="9"/>
         <w:numPr>
           <w:ilvl w:val="1"/>
-          <w:numId w:val="6"/>
+          <w:numId w:val="7"/>
         </w:numPr>
         <w:rPr>
           <w:rFonts w:hint="default" w:asciiTheme="minorAscii" w:hAnsiTheme="minorAscii"/>
@@ -7866,7 +8245,7 @@
         <w:pStyle w:val="9"/>
         <w:numPr>
           <w:ilvl w:val="1"/>
-          <w:numId w:val="6"/>
+          <w:numId w:val="7"/>
         </w:numPr>
         <w:rPr>
           <w:rFonts w:hint="default" w:asciiTheme="minorAscii" w:hAnsiTheme="minorAscii"/>
@@ -7890,7 +8269,7 @@
         <w:pStyle w:val="9"/>
         <w:numPr>
           <w:ilvl w:val="1"/>
-          <w:numId w:val="6"/>
+          <w:numId w:val="7"/>
         </w:numPr>
         <w:rPr>
           <w:rFonts w:hint="default" w:asciiTheme="minorAscii" w:hAnsiTheme="minorAscii"/>
@@ -7913,7 +8292,7 @@
       <w:pPr>
         <w:numPr>
           <w:ilvl w:val="0"/>
-          <w:numId w:val="9"/>
+          <w:numId w:val="10"/>
         </w:numPr>
         <w:rPr>
           <w:rFonts w:hint="default" w:asciiTheme="minorAscii" w:hAnsiTheme="minorAscii"/>
@@ -7939,7 +8318,7 @@
         <w:pStyle w:val="9"/>
         <w:numPr>
           <w:ilvl w:val="1"/>
-          <w:numId w:val="6"/>
+          <w:numId w:val="7"/>
         </w:numPr>
         <w:rPr>
           <w:rFonts w:hint="default" w:asciiTheme="minorAscii" w:hAnsiTheme="minorAscii"/>
@@ -7963,7 +8342,7 @@
         <w:pStyle w:val="9"/>
         <w:numPr>
           <w:ilvl w:val="1"/>
-          <w:numId w:val="6"/>
+          <w:numId w:val="7"/>
         </w:numPr>
         <w:rPr>
           <w:rFonts w:hint="default" w:asciiTheme="minorAscii" w:hAnsiTheme="minorAscii"/>
@@ -7987,7 +8366,7 @@
         <w:pStyle w:val="9"/>
         <w:numPr>
           <w:ilvl w:val="1"/>
-          <w:numId w:val="6"/>
+          <w:numId w:val="7"/>
         </w:numPr>
         <w:rPr>
           <w:rFonts w:hint="default" w:asciiTheme="minorAscii" w:hAnsiTheme="minorAscii"/>
@@ -8011,7 +8390,7 @@
         <w:pStyle w:val="9"/>
         <w:numPr>
           <w:ilvl w:val="1"/>
-          <w:numId w:val="6"/>
+          <w:numId w:val="7"/>
         </w:numPr>
         <w:rPr>
           <w:rFonts w:hint="default" w:asciiTheme="minorAscii" w:hAnsiTheme="minorAscii"/>
@@ -8035,7 +8414,7 @@
         <w:pStyle w:val="9"/>
         <w:numPr>
           <w:ilvl w:val="1"/>
-          <w:numId w:val="6"/>
+          <w:numId w:val="7"/>
         </w:numPr>
         <w:rPr>
           <w:rFonts w:hint="default" w:asciiTheme="minorAscii" w:hAnsiTheme="minorAscii"/>
@@ -8059,7 +8438,7 @@
         <w:pStyle w:val="9"/>
         <w:numPr>
           <w:ilvl w:val="1"/>
-          <w:numId w:val="6"/>
+          <w:numId w:val="7"/>
         </w:numPr>
         <w:rPr>
           <w:rFonts w:hint="default" w:asciiTheme="minorAscii" w:hAnsiTheme="minorAscii"/>
@@ -8085,7 +8464,7 @@
         <w:pStyle w:val="9"/>
         <w:numPr>
           <w:ilvl w:val="1"/>
-          <w:numId w:val="6"/>
+          <w:numId w:val="7"/>
         </w:numPr>
         <w:rPr>
           <w:rFonts w:hint="default" w:asciiTheme="minorAscii" w:hAnsiTheme="minorAscii"/>
@@ -8109,7 +8488,7 @@
         <w:pStyle w:val="9"/>
         <w:numPr>
           <w:ilvl w:val="1"/>
-          <w:numId w:val="6"/>
+          <w:numId w:val="7"/>
         </w:numPr>
         <w:rPr>
           <w:rFonts w:hint="default" w:asciiTheme="minorAscii" w:hAnsiTheme="minorAscii"/>
@@ -8133,7 +8512,7 @@
         <w:pStyle w:val="9"/>
         <w:numPr>
           <w:ilvl w:val="1"/>
-          <w:numId w:val="6"/>
+          <w:numId w:val="7"/>
         </w:numPr>
         <w:rPr>
           <w:rFonts w:hint="default" w:asciiTheme="minorAscii" w:hAnsiTheme="minorAscii"/>
@@ -8156,7 +8535,7 @@
       <w:pPr>
         <w:numPr>
           <w:ilvl w:val="0"/>
-          <w:numId w:val="9"/>
+          <w:numId w:val="10"/>
         </w:numPr>
         <w:rPr>
           <w:rFonts w:hint="default" w:asciiTheme="minorAscii" w:hAnsiTheme="minorAscii"/>
@@ -8182,7 +8561,7 @@
         <w:pStyle w:val="9"/>
         <w:numPr>
           <w:ilvl w:val="1"/>
-          <w:numId w:val="6"/>
+          <w:numId w:val="7"/>
         </w:numPr>
         <w:rPr>
           <w:rFonts w:hint="default" w:asciiTheme="minorAscii" w:hAnsiTheme="minorAscii"/>
@@ -8206,7 +8585,7 @@
         <w:pStyle w:val="9"/>
         <w:numPr>
           <w:ilvl w:val="1"/>
-          <w:numId w:val="6"/>
+          <w:numId w:val="7"/>
         </w:numPr>
         <w:rPr>
           <w:rFonts w:hint="default" w:asciiTheme="minorAscii" w:hAnsiTheme="minorAscii"/>
@@ -8229,7 +8608,7 @@
       <w:pPr>
         <w:numPr>
           <w:ilvl w:val="0"/>
-          <w:numId w:val="9"/>
+          <w:numId w:val="10"/>
         </w:numPr>
         <w:rPr>
           <w:rFonts w:hint="default" w:asciiTheme="minorAscii" w:hAnsiTheme="minorAscii"/>
@@ -8255,7 +8634,7 @@
         <w:pStyle w:val="12"/>
         <w:numPr>
           <w:ilvl w:val="0"/>
-          <w:numId w:val="7"/>
+          <w:numId w:val="8"/>
         </w:numPr>
         <w:rPr>
           <w:rFonts w:hint="default" w:asciiTheme="minorAscii" w:hAnsiTheme="minorAscii"/>
@@ -8508,7 +8887,7 @@
           <w:szCs w:val="22"/>
         </w:rPr>
         <w:pict>
-          <v:rect id="_x0000_i1058" o:spt="1" style="height:1.5pt;width:0pt;" coordsize="21600,21600" o:hr="t" o:hrstd="t" o:hralign="center">
+          <v:rect id="_x0000_i1027" o:spt="1" style="height:1.5pt;width:0pt;" coordsize="21600,21600" o:hr="t" o:hrstd="t" o:hralign="center">
             <v:path/>
             <v:fill focussize="0,0"/>
             <v:stroke/>
@@ -8599,7 +8978,7 @@
       <w:pPr>
         <w:numPr>
           <w:ilvl w:val="0"/>
-          <w:numId w:val="10"/>
+          <w:numId w:val="11"/>
         </w:numPr>
         <w:rPr>
           <w:rFonts w:hint="default" w:asciiTheme="minorAscii" w:hAnsiTheme="minorAscii"/>
@@ -8625,7 +9004,7 @@
         <w:pStyle w:val="9"/>
         <w:numPr>
           <w:ilvl w:val="1"/>
-          <w:numId w:val="6"/>
+          <w:numId w:val="7"/>
         </w:numPr>
         <w:rPr>
           <w:rFonts w:hint="default" w:asciiTheme="minorAscii" w:hAnsiTheme="minorAscii"/>
@@ -8649,7 +9028,7 @@
         <w:pStyle w:val="9"/>
         <w:numPr>
           <w:ilvl w:val="1"/>
-          <w:numId w:val="6"/>
+          <w:numId w:val="7"/>
         </w:numPr>
         <w:rPr>
           <w:rFonts w:hint="default" w:asciiTheme="minorAscii" w:hAnsiTheme="minorAscii"/>
@@ -8673,7 +9052,7 @@
         <w:pStyle w:val="9"/>
         <w:numPr>
           <w:ilvl w:val="1"/>
-          <w:numId w:val="6"/>
+          <w:numId w:val="7"/>
         </w:numPr>
         <w:rPr>
           <w:rFonts w:hint="default" w:asciiTheme="minorAscii" w:hAnsiTheme="minorAscii"/>
@@ -8696,7 +9075,7 @@
       <w:pPr>
         <w:numPr>
           <w:ilvl w:val="0"/>
-          <w:numId w:val="10"/>
+          <w:numId w:val="11"/>
         </w:numPr>
         <w:rPr>
           <w:rFonts w:hint="default" w:asciiTheme="minorAscii" w:hAnsiTheme="minorAscii"/>
@@ -8722,7 +9101,7 @@
         <w:pStyle w:val="9"/>
         <w:numPr>
           <w:ilvl w:val="1"/>
-          <w:numId w:val="6"/>
+          <w:numId w:val="7"/>
         </w:numPr>
         <w:rPr>
           <w:rFonts w:hint="default" w:asciiTheme="minorAscii" w:hAnsiTheme="minorAscii"/>
@@ -8746,7 +9125,7 @@
         <w:pStyle w:val="9"/>
         <w:numPr>
           <w:ilvl w:val="1"/>
-          <w:numId w:val="6"/>
+          <w:numId w:val="7"/>
         </w:numPr>
         <w:rPr>
           <w:rFonts w:hint="default" w:asciiTheme="minorAscii" w:hAnsiTheme="minorAscii"/>
@@ -8770,7 +9149,7 @@
         <w:pStyle w:val="9"/>
         <w:numPr>
           <w:ilvl w:val="1"/>
-          <w:numId w:val="6"/>
+          <w:numId w:val="7"/>
         </w:numPr>
         <w:rPr>
           <w:rFonts w:hint="default" w:asciiTheme="minorAscii" w:hAnsiTheme="minorAscii"/>
@@ -8795,7 +9174,7 @@
       <w:pPr>
         <w:numPr>
           <w:ilvl w:val="0"/>
-          <w:numId w:val="10"/>
+          <w:numId w:val="11"/>
         </w:numPr>
         <w:rPr>
           <w:rFonts w:hint="default" w:asciiTheme="minorAscii" w:hAnsiTheme="minorAscii"/>
@@ -8821,7 +9200,7 @@
         <w:pStyle w:val="9"/>
         <w:numPr>
           <w:ilvl w:val="1"/>
-          <w:numId w:val="6"/>
+          <w:numId w:val="7"/>
         </w:numPr>
         <w:rPr>
           <w:rFonts w:hint="default" w:asciiTheme="minorAscii" w:hAnsiTheme="minorAscii"/>
@@ -8845,7 +9224,7 @@
         <w:pStyle w:val="9"/>
         <w:numPr>
           <w:ilvl w:val="1"/>
-          <w:numId w:val="6"/>
+          <w:numId w:val="7"/>
         </w:numPr>
         <w:rPr>
           <w:rFonts w:hint="default" w:asciiTheme="minorAscii" w:hAnsiTheme="minorAscii"/>
@@ -8869,7 +9248,7 @@
         <w:pStyle w:val="9"/>
         <w:numPr>
           <w:ilvl w:val="1"/>
-          <w:numId w:val="6"/>
+          <w:numId w:val="7"/>
         </w:numPr>
         <w:rPr>
           <w:rFonts w:hint="default" w:asciiTheme="minorAscii" w:hAnsiTheme="minorAscii"/>
@@ -8892,7 +9271,7 @@
       <w:pPr>
         <w:numPr>
           <w:ilvl w:val="0"/>
-          <w:numId w:val="10"/>
+          <w:numId w:val="11"/>
         </w:numPr>
         <w:rPr>
           <w:rFonts w:hint="default" w:asciiTheme="minorAscii" w:hAnsiTheme="minorAscii"/>
@@ -8918,7 +9297,7 @@
         <w:pStyle w:val="12"/>
         <w:numPr>
           <w:ilvl w:val="0"/>
-          <w:numId w:val="7"/>
+          <w:numId w:val="8"/>
         </w:numPr>
         <w:rPr>
           <w:rFonts w:hint="default" w:asciiTheme="minorAscii" w:hAnsiTheme="minorAscii"/>
@@ -9005,7 +9384,7 @@
           <w:szCs w:val="22"/>
         </w:rPr>
         <w:pict>
-          <v:rect id="_x0000_i1059" o:spt="1" style="height:1.5pt;width:0pt;" coordsize="21600,21600" o:hr="t" o:hrstd="t" o:hralign="center">
+          <v:rect id="_x0000_i1028" o:spt="1" style="height:1.5pt;width:0pt;" coordsize="21600,21600" o:hr="t" o:hrstd="t" o:hralign="center">
             <v:path/>
             <v:fill focussize="0,0"/>
             <v:stroke/>
@@ -9096,7 +9475,7 @@
         <w:pStyle w:val="9"/>
         <w:numPr>
           <w:ilvl w:val="0"/>
-          <w:numId w:val="11"/>
+          <w:numId w:val="12"/>
         </w:numPr>
         <w:rPr>
           <w:rFonts w:hint="default" w:asciiTheme="minorAscii" w:hAnsiTheme="minorAscii"/>
@@ -9122,7 +9501,7 @@
         <w:pStyle w:val="9"/>
         <w:numPr>
           <w:ilvl w:val="1"/>
-          <w:numId w:val="6"/>
+          <w:numId w:val="7"/>
         </w:numPr>
         <w:rPr>
           <w:rFonts w:hint="default" w:asciiTheme="minorAscii" w:hAnsiTheme="minorAscii"/>
@@ -9146,7 +9525,7 @@
         <w:pStyle w:val="9"/>
         <w:numPr>
           <w:ilvl w:val="1"/>
-          <w:numId w:val="6"/>
+          <w:numId w:val="7"/>
         </w:numPr>
         <w:rPr>
           <w:rFonts w:hint="default" w:asciiTheme="minorAscii" w:hAnsiTheme="minorAscii"/>
@@ -9170,7 +9549,7 @@
         <w:pStyle w:val="9"/>
         <w:numPr>
           <w:ilvl w:val="1"/>
-          <w:numId w:val="6"/>
+          <w:numId w:val="7"/>
         </w:numPr>
         <w:rPr>
           <w:rFonts w:hint="default" w:asciiTheme="minorAscii" w:hAnsiTheme="minorAscii"/>
@@ -9194,7 +9573,7 @@
         <w:pStyle w:val="9"/>
         <w:numPr>
           <w:ilvl w:val="1"/>
-          <w:numId w:val="6"/>
+          <w:numId w:val="7"/>
         </w:numPr>
         <w:rPr>
           <w:rFonts w:hint="default" w:asciiTheme="minorAscii" w:hAnsiTheme="minorAscii"/>
@@ -9218,7 +9597,7 @@
         <w:pStyle w:val="9"/>
         <w:numPr>
           <w:ilvl w:val="0"/>
-          <w:numId w:val="11"/>
+          <w:numId w:val="12"/>
         </w:numPr>
         <w:rPr>
           <w:rFonts w:hint="default" w:asciiTheme="minorAscii" w:hAnsiTheme="minorAscii"/>
@@ -9273,16 +9652,16 @@
     <w:p>
       <w:pPr>
         <w:numPr>
+          <w:ilvl w:val="0"/>
           <w:numId w:val="0"/>
         </w:numPr>
         <w:jc w:val="both"/>
       </w:pPr>
-      <w:bookmarkStart w:id="9" w:name="_GoBack"/>
-      <w:bookmarkEnd w:id="9"/>
-    </w:p>
-    <w:p>
-      <w:pPr>
-        <w:numPr>
+    </w:p>
+    <w:p>
+      <w:pPr>
+        <w:numPr>
+          <w:ilvl w:val="0"/>
           <w:numId w:val="0"/>
         </w:numPr>
         <w:jc w:val="both"/>
@@ -9295,6 +9674,7 @@
     <w:p>
       <w:pPr>
         <w:numPr>
+          <w:ilvl w:val="0"/>
           <w:numId w:val="0"/>
         </w:numPr>
         <w:jc w:val="both"/>
@@ -9711,6 +10091,26 @@
     </w:lvl>
   </w:abstractNum>
   <w:abstractNum w:abstractNumId="4">
+    <w:nsid w:val="3FA89CD6"/>
+    <w:multiLevelType w:val="singleLevel"/>
+    <w:tmpl w:val="3FA89CD6"/>
+    <w:lvl w:ilvl="0" w:tentative="0">
+      <w:start w:val="1"/>
+      <w:numFmt w:val="bullet"/>
+      <w:lvlText w:val=""/>
+      <w:lvlJc w:val="left"/>
+      <w:pPr>
+        <w:tabs>
+          <w:tab w:val="left" w:pos="420"/>
+        </w:tabs>
+        <w:ind w:left="420" w:leftChars="0" w:hanging="420" w:firstLineChars="0"/>
+      </w:pPr>
+      <w:rPr>
+        <w:rFonts w:hint="default" w:ascii="Wingdings" w:hAnsi="Wingdings"/>
+      </w:rPr>
+    </w:lvl>
+  </w:abstractNum>
+  <w:abstractNum w:abstractNumId="5">
     <w:nsid w:val="5676CB3E"/>
     <w:multiLevelType w:val="singleLevel"/>
     <w:tmpl w:val="5676CB3E"/>
@@ -9723,37 +10123,10 @@
     </w:lvl>
   </w:abstractNum>
   <w:num w:numId="1">
-    <w:abstractNumId w:val="0"/>
+    <w:abstractNumId w:val="4"/>
   </w:num>
   <w:num w:numId="2">
-    <w:abstractNumId w:val="3"/>
-    <w:lvlOverride w:ilvl="0">
-      <w:startOverride w:val="1"/>
-    </w:lvlOverride>
-    <w:lvlOverride w:ilvl="1">
-      <w:startOverride w:val="1"/>
-    </w:lvlOverride>
-    <w:lvlOverride w:ilvl="2">
-      <w:startOverride w:val="1"/>
-    </w:lvlOverride>
-    <w:lvlOverride w:ilvl="3">
-      <w:startOverride w:val="1"/>
-    </w:lvlOverride>
-    <w:lvlOverride w:ilvl="4">
-      <w:startOverride w:val="1"/>
-    </w:lvlOverride>
-    <w:lvlOverride w:ilvl="5">
-      <w:startOverride w:val="1"/>
-    </w:lvlOverride>
-    <w:lvlOverride w:ilvl="6">
-      <w:startOverride w:val="1"/>
-    </w:lvlOverride>
-    <w:lvlOverride w:ilvl="7">
-      <w:startOverride w:val="1"/>
-    </w:lvlOverride>
-    <w:lvlOverride w:ilvl="8">
-      <w:startOverride w:val="1"/>
-    </w:lvlOverride>
+    <w:abstractNumId w:val="0"/>
   </w:num>
   <w:num w:numId="3">
     <w:abstractNumId w:val="3"/>
@@ -9786,9 +10159,6 @@
     </w:lvlOverride>
   </w:num>
   <w:num w:numId="4">
-    <w:abstractNumId w:val="4"/>
-  </w:num>
-  <w:num w:numId="5">
     <w:abstractNumId w:val="3"/>
     <w:lvlOverride w:ilvl="0">
       <w:startOverride w:val="1"/>
@@ -9818,13 +10188,10 @@
       <w:startOverride w:val="1"/>
     </w:lvlOverride>
   </w:num>
+  <w:num w:numId="5">
+    <w:abstractNumId w:val="5"/>
+  </w:num>
   <w:num w:numId="6">
-    <w:abstractNumId w:val="2"/>
-  </w:num>
-  <w:num w:numId="7">
-    <w:abstractNumId w:val="1"/>
-  </w:num>
-  <w:num w:numId="8">
     <w:abstractNumId w:val="3"/>
     <w:lvlOverride w:ilvl="0">
       <w:startOverride w:val="1"/>
@@ -9853,6 +10220,12 @@
     <w:lvlOverride w:ilvl="8">
       <w:startOverride w:val="1"/>
     </w:lvlOverride>
+  </w:num>
+  <w:num w:numId="7">
+    <w:abstractNumId w:val="2"/>
+  </w:num>
+  <w:num w:numId="8">
+    <w:abstractNumId w:val="1"/>
   </w:num>
   <w:num w:numId="9">
     <w:abstractNumId w:val="3"/>
@@ -9915,6 +10288,36 @@
     </w:lvlOverride>
   </w:num>
   <w:num w:numId="11">
+    <w:abstractNumId w:val="3"/>
+    <w:lvlOverride w:ilvl="0">
+      <w:startOverride w:val="1"/>
+    </w:lvlOverride>
+    <w:lvlOverride w:ilvl="1">
+      <w:startOverride w:val="1"/>
+    </w:lvlOverride>
+    <w:lvlOverride w:ilvl="2">
+      <w:startOverride w:val="1"/>
+    </w:lvlOverride>
+    <w:lvlOverride w:ilvl="3">
+      <w:startOverride w:val="1"/>
+    </w:lvlOverride>
+    <w:lvlOverride w:ilvl="4">
+      <w:startOverride w:val="1"/>
+    </w:lvlOverride>
+    <w:lvlOverride w:ilvl="5">
+      <w:startOverride w:val="1"/>
+    </w:lvlOverride>
+    <w:lvlOverride w:ilvl="6">
+      <w:startOverride w:val="1"/>
+    </w:lvlOverride>
+    <w:lvlOverride w:ilvl="7">
+      <w:startOverride w:val="1"/>
+    </w:lvlOverride>
+    <w:lvlOverride w:ilvl="8">
+      <w:startOverride w:val="1"/>
+    </w:lvlOverride>
+  </w:num>
+  <w:num w:numId="12">
     <w:abstractNumId w:val="3"/>
     <w:lvlOverride w:ilvl="0">
       <w:startOverride w:val="1"/>
@@ -10387,6 +10790,7 @@
   <w:style w:type="character" w:customStyle="1" w:styleId="15">
     <w:name w:val="NormalTok"/>
     <w:basedOn w:val="10"/>
+    <w:qFormat/>
     <w:uiPriority w:val="0"/>
   </w:style>
   <w:style w:type="character" w:customStyle="1" w:styleId="16">
@@ -10419,6 +10823,7 @@
   <w:style w:type="character" w:customStyle="1" w:styleId="19">
     <w:name w:val="ErrorTok"/>
     <w:basedOn w:val="10"/>
+    <w:qFormat/>
     <w:uiPriority w:val="0"/>
     <w:rPr>
       <w:b/>

--- a/MODEL RECOMMENDATION SYSTEM.docx
+++ b/MODEL RECOMMENDATION SYSTEM.docx
@@ -195,6 +195,7 @@
     <w:p>
       <w:pPr>
         <w:numPr>
+          <w:ilvl w:val="0"/>
           <w:numId w:val="0"/>
         </w:numPr>
         <w:jc w:val="both"/>
@@ -211,6 +212,7 @@
     <w:p>
       <w:pPr>
         <w:numPr>
+          <w:ilvl w:val="0"/>
           <w:numId w:val="0"/>
         </w:numPr>
         <w:jc w:val="both"/>
@@ -238,6 +240,7 @@
     <w:p>
       <w:pPr>
         <w:numPr>
+          <w:ilvl w:val="0"/>
           <w:numId w:val="0"/>
         </w:numPr>
         <w:jc w:val="both"/>
@@ -350,8 +353,6 @@
           <w:lang w:val="en-US"/>
         </w:rPr>
       </w:pPr>
-      <w:bookmarkStart w:id="9" w:name="_GoBack"/>
-      <w:bookmarkEnd w:id="9"/>
     </w:p>
     <w:p>
       <w:pPr>
@@ -631,6 +632,66 @@
         </w:rPr>
         <w:t>Fig 1. System Overview</w:t>
       </w:r>
+    </w:p>
+    <w:p>
+      <w:pPr>
+        <w:numPr>
+          <w:ilvl w:val="0"/>
+          <w:numId w:val="0"/>
+        </w:numPr>
+        <w:ind w:firstLine="720" w:firstLineChars="0"/>
+        <w:jc w:val="both"/>
+      </w:pPr>
+    </w:p>
+    <w:p>
+      <w:pPr>
+        <w:numPr>
+          <w:ilvl w:val="0"/>
+          <w:numId w:val="0"/>
+        </w:numPr>
+        <w:ind w:firstLine="720" w:firstLineChars="0"/>
+        <w:jc w:val="both"/>
+      </w:pPr>
+    </w:p>
+    <w:p>
+      <w:pPr>
+        <w:numPr>
+          <w:ilvl w:val="0"/>
+          <w:numId w:val="0"/>
+        </w:numPr>
+        <w:ind w:firstLine="720" w:firstLineChars="0"/>
+        <w:jc w:val="both"/>
+      </w:pPr>
+    </w:p>
+    <w:p>
+      <w:pPr>
+        <w:numPr>
+          <w:ilvl w:val="0"/>
+          <w:numId w:val="0"/>
+        </w:numPr>
+        <w:ind w:firstLine="720" w:firstLineChars="0"/>
+        <w:jc w:val="both"/>
+      </w:pPr>
+    </w:p>
+    <w:p>
+      <w:pPr>
+        <w:numPr>
+          <w:ilvl w:val="0"/>
+          <w:numId w:val="0"/>
+        </w:numPr>
+        <w:ind w:firstLine="720" w:firstLineChars="0"/>
+        <w:jc w:val="both"/>
+      </w:pPr>
+    </w:p>
+    <w:p>
+      <w:pPr>
+        <w:numPr>
+          <w:ilvl w:val="0"/>
+          <w:numId w:val="0"/>
+        </w:numPr>
+        <w:ind w:firstLine="720" w:firstLineChars="0"/>
+        <w:jc w:val="both"/>
+      </w:pPr>
     </w:p>
     <w:p>
       <w:pPr>
@@ -1405,27 +1466,8 @@
           <w:ilvl w:val="0"/>
           <w:numId w:val="0"/>
         </w:numPr>
-        <w:jc w:val="both"/>
-        <w:rPr>
-          <w:rFonts w:hint="default"/>
-          <w:b/>
-          <w:bCs/>
-          <w:sz w:val="22"/>
-          <w:szCs w:val="22"/>
-          <w:lang w:val="en-US"/>
-        </w:rPr>
-      </w:pPr>
-      <w:r>
-        <w:rPr>
-          <w:rFonts w:hint="default"/>
-          <w:b/>
-          <w:bCs/>
-          <w:sz w:val="22"/>
-          <w:szCs w:val="22"/>
-          <w:lang w:val="en-US"/>
-        </w:rPr>
-        <w:t>Dry Run: Your config.json</w:t>
-      </w:r>
+        <w:jc w:val="center"/>
+      </w:pPr>
     </w:p>
     <w:p>
       <w:pPr>
@@ -1434,10 +1476,6 @@
           <w:numId w:val="0"/>
         </w:numPr>
         <w:jc w:val="center"/>
-        <w:rPr>
-          <w:rFonts w:hint="default"/>
-          <w:lang w:val="en-US"/>
-        </w:rPr>
       </w:pPr>
     </w:p>
     <w:p>
@@ -1448,11 +1486,97 @@
         </w:numPr>
         <w:jc w:val="center"/>
       </w:pPr>
+    </w:p>
+    <w:p>
+      <w:pPr>
+        <w:numPr>
+          <w:ilvl w:val="0"/>
+          <w:numId w:val="0"/>
+        </w:numPr>
+        <w:jc w:val="center"/>
+      </w:pPr>
+    </w:p>
+    <w:p>
+      <w:pPr>
+        <w:numPr>
+          <w:ilvl w:val="0"/>
+          <w:numId w:val="0"/>
+        </w:numPr>
+        <w:jc w:val="center"/>
+      </w:pPr>
+    </w:p>
+    <w:p>
+      <w:pPr>
+        <w:numPr>
+          <w:ilvl w:val="0"/>
+          <w:numId w:val="0"/>
+        </w:numPr>
+        <w:jc w:val="center"/>
+      </w:pPr>
+    </w:p>
+    <w:p>
+      <w:pPr>
+        <w:numPr>
+          <w:ilvl w:val="0"/>
+          <w:numId w:val="0"/>
+        </w:numPr>
+        <w:jc w:val="center"/>
+      </w:pPr>
+    </w:p>
+    <w:p>
+      <w:pPr>
+        <w:numPr>
+          <w:ilvl w:val="0"/>
+          <w:numId w:val="0"/>
+        </w:numPr>
+        <w:jc w:val="both"/>
+        <w:rPr>
+          <w:rFonts w:hint="default"/>
+          <w:b/>
+          <w:bCs/>
+          <w:sz w:val="22"/>
+          <w:szCs w:val="22"/>
+          <w:lang w:val="en-US"/>
+        </w:rPr>
+      </w:pPr>
+      <w:r>
+        <w:rPr>
+          <w:rFonts w:hint="default"/>
+          <w:b/>
+          <w:bCs/>
+          <w:sz w:val="22"/>
+          <w:szCs w:val="22"/>
+          <w:lang w:val="en-US"/>
+        </w:rPr>
+        <w:t>Dry Run: Your config.json</w:t>
+      </w:r>
+    </w:p>
+    <w:p>
+      <w:pPr>
+        <w:numPr>
+          <w:ilvl w:val="0"/>
+          <w:numId w:val="0"/>
+        </w:numPr>
+        <w:jc w:val="center"/>
+        <w:rPr>
+          <w:rFonts w:hint="default"/>
+          <w:lang w:val="en-US"/>
+        </w:rPr>
+      </w:pPr>
+    </w:p>
+    <w:p>
+      <w:pPr>
+        <w:numPr>
+          <w:ilvl w:val="0"/>
+          <w:numId w:val="0"/>
+        </w:numPr>
+        <w:jc w:val="center"/>
+      </w:pPr>
       <w:r>
         <w:drawing>
           <wp:inline distT="0" distB="0" distL="114300" distR="114300">
-            <wp:extent cx="4191635" cy="4248150"/>
-            <wp:effectExtent l="0" t="0" r="14605" b="3810"/>
+            <wp:extent cx="3980180" cy="4034155"/>
+            <wp:effectExtent l="0" t="0" r="12700" b="4445"/>
             <wp:docPr id="3" name="Picture 3"/>
             <wp:cNvGraphicFramePr>
               <a:graphicFrameLocks xmlns:a="http://schemas.openxmlformats.org/drawingml/2006/main" noChangeAspect="1"/>
@@ -1475,7 +1599,7 @@
                   <pic:spPr>
                     <a:xfrm>
                       <a:off x="0" y="0"/>
-                      <a:ext cx="4191635" cy="4248150"/>
+                      <a:ext cx="3980180" cy="4034155"/>
                     </a:xfrm>
                     <a:prstGeom prst="rect">
                       <a:avLst/>
@@ -1789,23 +1913,6 @@
         </w:rPr>
         <w:t>offline</w:t>
       </w:r>
-    </w:p>
-    <w:p>
-      <w:pPr>
-        <w:pStyle w:val="9"/>
-        <w:numPr>
-          <w:ilvl w:val="0"/>
-          <w:numId w:val="0"/>
-        </w:numPr>
-        <w:ind w:left="240" w:leftChars="0"/>
-        <w:jc w:val="both"/>
-        <w:rPr>
-          <w:b/>
-          <w:bCs/>
-          <w:sz w:val="22"/>
-          <w:szCs w:val="22"/>
-        </w:rPr>
-      </w:pPr>
     </w:p>
     <w:p>
       <w:pPr>
@@ -2042,28 +2149,6 @@
         </w:rPr>
         <w:t xml:space="preserve"> Filters are fast, cheap rejections that prevent the scorer from wasting work on unqualified models.</w:t>
       </w:r>
-    </w:p>
-    <w:p>
-      <w:pPr>
-        <w:pStyle w:val="3"/>
-        <w:rPr>
-          <w:rFonts w:hint="default"/>
-          <w:sz w:val="22"/>
-          <w:szCs w:val="22"/>
-          <w:lang w:val="en-US"/>
-        </w:rPr>
-      </w:pPr>
-    </w:p>
-    <w:p>
-      <w:pPr>
-        <w:pStyle w:val="3"/>
-        <w:rPr>
-          <w:rFonts w:hint="default"/>
-          <w:sz w:val="22"/>
-          <w:szCs w:val="22"/>
-          <w:lang w:val="en-US"/>
-        </w:rPr>
-      </w:pPr>
     </w:p>
     <w:p>
       <w:pPr>
@@ -2343,19 +2428,6 @@
       </w:tr>
       <w:bookmarkEnd w:id="1"/>
     </w:tbl>
-    <w:p>
-      <w:pPr>
-        <w:pStyle w:val="3"/>
-        <w:rPr>
-          <w:rFonts w:hint="default" w:cs="Calibri" w:asciiTheme="minorAscii" w:hAnsiTheme="minorAscii"/>
-          <w:b w:val="0"/>
-          <w:bCs w:val="0"/>
-          <w:color w:val="auto"/>
-          <w:sz w:val="22"/>
-          <w:szCs w:val="22"/>
-        </w:rPr>
-      </w:pPr>
-    </w:p>
     <w:p>
       <w:pPr>
         <w:pStyle w:val="4"/>
@@ -3428,46 +3500,6 @@
     </w:p>
     <w:p>
       <w:pPr>
-        <w:pStyle w:val="3"/>
-      </w:pPr>
-    </w:p>
-    <w:p>
-      <w:pPr>
-        <w:pStyle w:val="3"/>
-      </w:pPr>
-    </w:p>
-    <w:p>
-      <w:pPr>
-        <w:pStyle w:val="3"/>
-      </w:pPr>
-    </w:p>
-    <w:p>
-      <w:pPr>
-        <w:pStyle w:val="3"/>
-      </w:pPr>
-    </w:p>
-    <w:p>
-      <w:pPr>
-        <w:pStyle w:val="3"/>
-      </w:pPr>
-    </w:p>
-    <w:p>
-      <w:pPr>
-        <w:pStyle w:val="3"/>
-      </w:pPr>
-    </w:p>
-    <w:p>
-      <w:pPr>
-        <w:pStyle w:val="3"/>
-      </w:pPr>
-    </w:p>
-    <w:p>
-      <w:pPr>
-        <w:pStyle w:val="3"/>
-      </w:pPr>
-    </w:p>
-    <w:p>
-      <w:pPr>
         <w:pStyle w:val="2"/>
         <w:rPr>
           <w:rFonts w:hint="default" w:asciiTheme="minorAscii" w:hAnsiTheme="minorAscii"/>
@@ -3683,49 +3715,6 @@
     <w:p>
       <w:pPr>
         <w:pStyle w:val="3"/>
-      </w:pPr>
-    </w:p>
-    <w:p>
-      <w:pPr>
-        <w:numPr>
-          <w:ilvl w:val="0"/>
-          <w:numId w:val="0"/>
-        </w:numPr>
-        <w:jc w:val="both"/>
-        <w:rPr>
-          <w:rFonts w:hint="default"/>
-          <w:b/>
-          <w:bCs/>
-          <w:sz w:val="24"/>
-          <w:szCs w:val="24"/>
-          <w:lang w:val="en-US"/>
-        </w:rPr>
-      </w:pPr>
-    </w:p>
-    <w:p>
-      <w:pPr>
-        <w:numPr>
-          <w:ilvl w:val="0"/>
-          <w:numId w:val="0"/>
-        </w:numPr>
-        <w:jc w:val="both"/>
-        <w:rPr>
-          <w:rFonts w:hint="default"/>
-          <w:lang w:val="en-US"/>
-        </w:rPr>
-      </w:pPr>
-    </w:p>
-    <w:p>
-      <w:pPr>
-        <w:numPr>
-          <w:ilvl w:val="0"/>
-          <w:numId w:val="0"/>
-        </w:numPr>
-        <w:jc w:val="center"/>
-        <w:rPr>
-          <w:rFonts w:hint="default"/>
-          <w:lang w:val="en-US"/>
-        </w:rPr>
       </w:pPr>
     </w:p>
     <w:p>
@@ -4342,49 +4331,6 @@
           <w:lang w:val="en-US"/>
         </w:rPr>
       </w:pPr>
-      <w:r>
-        <w:drawing>
-          <wp:inline distT="0" distB="0" distL="114300" distR="114300">
-            <wp:extent cx="1442085" cy="766445"/>
-            <wp:effectExtent l="0" t="0" r="5715" b="10795"/>
-            <wp:docPr id="13" name="Picture 13"/>
-            <wp:cNvGraphicFramePr>
-              <a:graphicFrameLocks xmlns:a="http://schemas.openxmlformats.org/drawingml/2006/main" noChangeAspect="1"/>
-            </wp:cNvGraphicFramePr>
-            <a:graphic xmlns:a="http://schemas.openxmlformats.org/drawingml/2006/main">
-              <a:graphicData uri="http://schemas.openxmlformats.org/drawingml/2006/picture">
-                <pic:pic xmlns:pic="http://schemas.openxmlformats.org/drawingml/2006/picture">
-                  <pic:nvPicPr>
-                    <pic:cNvPr id="13" name="Picture 13"/>
-                    <pic:cNvPicPr>
-                      <a:picLocks noChangeAspect="1"/>
-                    </pic:cNvPicPr>
-                  </pic:nvPicPr>
-                  <pic:blipFill>
-                    <a:blip r:embed="rId16"/>
-                    <a:stretch>
-                      <a:fillRect/>
-                    </a:stretch>
-                  </pic:blipFill>
-                  <pic:spPr>
-                    <a:xfrm>
-                      <a:off x="0" y="0"/>
-                      <a:ext cx="1442085" cy="766445"/>
-                    </a:xfrm>
-                    <a:prstGeom prst="rect">
-                      <a:avLst/>
-                    </a:prstGeom>
-                    <a:noFill/>
-                    <a:ln>
-                      <a:noFill/>
-                    </a:ln>
-                  </pic:spPr>
-                </pic:pic>
-              </a:graphicData>
-            </a:graphic>
-          </wp:inline>
-        </w:drawing>
-      </w:r>
     </w:p>
     <w:p>
       <w:pPr>
@@ -4405,7 +4351,7 @@
           <w:ilvl w:val="0"/>
           <w:numId w:val="0"/>
         </w:numPr>
-        <w:jc w:val="center"/>
+        <w:jc w:val="both"/>
         <w:rPr>
           <w:rFonts w:hint="default"/>
           <w:b/>
@@ -4415,176 +4361,8 @@
           <w:lang w:val="en-US"/>
         </w:rPr>
       </w:pPr>
-    </w:p>
-    <w:p>
-      <w:pPr>
-        <w:numPr>
-          <w:ilvl w:val="0"/>
-          <w:numId w:val="0"/>
-        </w:numPr>
-        <w:jc w:val="center"/>
-        <w:rPr>
-          <w:rFonts w:hint="default"/>
-          <w:b/>
-          <w:bCs/>
-          <w:sz w:val="24"/>
-          <w:szCs w:val="24"/>
-          <w:lang w:val="en-US"/>
-        </w:rPr>
-      </w:pPr>
-    </w:p>
-    <w:p>
-      <w:pPr>
-        <w:numPr>
-          <w:ilvl w:val="0"/>
-          <w:numId w:val="0"/>
-        </w:numPr>
-        <w:jc w:val="center"/>
-        <w:rPr>
-          <w:rFonts w:hint="default"/>
-          <w:b/>
-          <w:bCs/>
-          <w:sz w:val="24"/>
-          <w:szCs w:val="24"/>
-          <w:lang w:val="en-US"/>
-        </w:rPr>
-      </w:pPr>
-    </w:p>
-    <w:p>
-      <w:pPr>
-        <w:numPr>
-          <w:ilvl w:val="0"/>
-          <w:numId w:val="0"/>
-        </w:numPr>
-        <w:jc w:val="center"/>
-        <w:rPr>
-          <w:rFonts w:hint="default"/>
-          <w:b/>
-          <w:bCs/>
-          <w:sz w:val="24"/>
-          <w:szCs w:val="24"/>
-          <w:lang w:val="en-US"/>
-        </w:rPr>
-      </w:pPr>
-    </w:p>
-    <w:p>
-      <w:pPr>
-        <w:numPr>
-          <w:ilvl w:val="0"/>
-          <w:numId w:val="0"/>
-        </w:numPr>
-        <w:jc w:val="center"/>
-        <w:rPr>
-          <w:rFonts w:hint="default"/>
-          <w:b/>
-          <w:bCs/>
-          <w:sz w:val="24"/>
-          <w:szCs w:val="24"/>
-          <w:lang w:val="en-US"/>
-        </w:rPr>
-      </w:pPr>
-    </w:p>
-    <w:p>
-      <w:pPr>
-        <w:numPr>
-          <w:ilvl w:val="0"/>
-          <w:numId w:val="0"/>
-        </w:numPr>
-        <w:jc w:val="center"/>
-        <w:rPr>
-          <w:rFonts w:hint="default"/>
-          <w:b/>
-          <w:bCs/>
-          <w:sz w:val="24"/>
-          <w:szCs w:val="24"/>
-          <w:lang w:val="en-US"/>
-        </w:rPr>
-      </w:pPr>
-    </w:p>
-    <w:p>
-      <w:pPr>
-        <w:numPr>
-          <w:ilvl w:val="0"/>
-          <w:numId w:val="0"/>
-        </w:numPr>
-        <w:jc w:val="center"/>
-        <w:rPr>
-          <w:rFonts w:hint="default"/>
-          <w:b/>
-          <w:bCs/>
-          <w:sz w:val="24"/>
-          <w:szCs w:val="24"/>
-          <w:lang w:val="en-US"/>
-        </w:rPr>
-      </w:pPr>
-    </w:p>
-    <w:p>
-      <w:pPr>
-        <w:numPr>
-          <w:ilvl w:val="0"/>
-          <w:numId w:val="0"/>
-        </w:numPr>
-        <w:jc w:val="center"/>
-        <w:rPr>
-          <w:rFonts w:hint="default"/>
-          <w:b/>
-          <w:bCs/>
-          <w:sz w:val="24"/>
-          <w:szCs w:val="24"/>
-          <w:lang w:val="en-US"/>
-        </w:rPr>
-      </w:pPr>
-    </w:p>
-    <w:p>
-      <w:pPr>
-        <w:numPr>
-          <w:ilvl w:val="0"/>
-          <w:numId w:val="0"/>
-        </w:numPr>
-        <w:jc w:val="center"/>
-        <w:rPr>
-          <w:rFonts w:hint="default"/>
-          <w:b/>
-          <w:bCs/>
-          <w:sz w:val="24"/>
-          <w:szCs w:val="24"/>
-          <w:lang w:val="en-US"/>
-        </w:rPr>
-      </w:pPr>
-    </w:p>
-    <w:p>
-      <w:pPr>
-        <w:numPr>
-          <w:ilvl w:val="0"/>
-          <w:numId w:val="0"/>
-        </w:numPr>
-        <w:jc w:val="center"/>
-        <w:rPr>
-          <w:rFonts w:hint="default"/>
-          <w:b/>
-          <w:bCs/>
-          <w:sz w:val="24"/>
-          <w:szCs w:val="24"/>
-          <w:lang w:val="en-US"/>
-        </w:rPr>
-      </w:pPr>
-    </w:p>
-    <w:p>
-      <w:pPr>
-        <w:numPr>
-          <w:ilvl w:val="0"/>
-          <w:numId w:val="0"/>
-        </w:numPr>
-        <w:jc w:val="center"/>
-        <w:rPr>
-          <w:rFonts w:hint="default"/>
-          <w:b/>
-          <w:bCs/>
-          <w:sz w:val="24"/>
-          <w:szCs w:val="24"/>
-          <w:lang w:val="en-US"/>
-        </w:rPr>
-      </w:pPr>
+      <w:bookmarkStart w:id="9" w:name="_GoBack"/>
+      <w:bookmarkEnd w:id="9"/>
     </w:p>
     <w:p>
       <w:pPr>
@@ -4637,7 +4415,7 @@
                     </pic:cNvPicPr>
                   </pic:nvPicPr>
                   <pic:blipFill>
-                    <a:blip r:embed="rId17"/>
+                    <a:blip r:embed="rId16"/>
                     <a:stretch>
                       <a:fillRect/>
                     </a:stretch>
@@ -4680,7 +4458,7 @@
                     </pic:cNvPicPr>
                   </pic:nvPicPr>
                   <pic:blipFill>
-                    <a:blip r:embed="rId18"/>
+                    <a:blip r:embed="rId17"/>
                     <a:stretch>
                       <a:fillRect/>
                     </a:stretch>
@@ -4801,7 +4579,7 @@
                     </pic:cNvPicPr>
                   </pic:nvPicPr>
                   <pic:blipFill>
-                    <a:blip r:embed="rId19"/>
+                    <a:blip r:embed="rId18"/>
                     <a:stretch>
                       <a:fillRect/>
                     </a:stretch>
@@ -4893,7 +4671,7 @@
                     </pic:cNvPicPr>
                   </pic:nvPicPr>
                   <pic:blipFill>
-                    <a:blip r:embed="rId20"/>
+                    <a:blip r:embed="rId19"/>
                     <a:stretch>
                       <a:fillRect/>
                     </a:stretch>
@@ -4971,7 +4749,7 @@
                     </pic:cNvPicPr>
                   </pic:nvPicPr>
                   <pic:blipFill>
-                    <a:blip r:embed="rId21"/>
+                    <a:blip r:embed="rId20"/>
                     <a:stretch>
                       <a:fillRect/>
                     </a:stretch>
@@ -5068,7 +4846,7 @@
                     </pic:cNvPicPr>
                   </pic:nvPicPr>
                   <pic:blipFill>
-                    <a:blip r:embed="rId22"/>
+                    <a:blip r:embed="rId21"/>
                     <a:stretch>
                       <a:fillRect/>
                     </a:stretch>
@@ -5161,7 +4939,7 @@
                     </pic:cNvPicPr>
                   </pic:nvPicPr>
                   <pic:blipFill>
-                    <a:blip r:embed="rId23"/>
+                    <a:blip r:embed="rId22"/>
                     <a:stretch>
                       <a:fillRect/>
                     </a:stretch>
@@ -5258,7 +5036,7 @@
                     </pic:cNvPicPr>
                   </pic:nvPicPr>
                   <pic:blipFill>
-                    <a:blip r:embed="rId24"/>
+                    <a:blip r:embed="rId23"/>
                     <a:stretch>
                       <a:fillRect/>
                     </a:stretch>
@@ -5359,7 +5137,7 @@
                     </pic:cNvPicPr>
                   </pic:nvPicPr>
                   <pic:blipFill>
-                    <a:blip r:embed="rId25"/>
+                    <a:blip r:embed="rId24"/>
                     <a:stretch>
                       <a:fillRect/>
                     </a:stretch>
@@ -5461,7 +5239,7 @@
                     </pic:cNvPicPr>
                   </pic:nvPicPr>
                   <pic:blipFill>
-                    <a:blip r:embed="rId26"/>
+                    <a:blip r:embed="rId25"/>
                     <a:stretch>
                       <a:fillRect/>
                     </a:stretch>
@@ -5533,7 +5311,7 @@
                     </pic:cNvPicPr>
                   </pic:nvPicPr>
                   <pic:blipFill>
-                    <a:blip r:embed="rId27"/>
+                    <a:blip r:embed="rId26"/>
                     <a:stretch>
                       <a:fillRect/>
                     </a:stretch>
@@ -5610,7 +5388,7 @@
                     </pic:cNvPicPr>
                   </pic:nvPicPr>
                   <pic:blipFill>
-                    <a:blip r:embed="rId28"/>
+                    <a:blip r:embed="rId27"/>
                     <a:stretch>
                       <a:fillRect/>
                     </a:stretch>
@@ -5707,7 +5485,7 @@
                     </pic:cNvPicPr>
                   </pic:nvPicPr>
                   <pic:blipFill>
-                    <a:blip r:embed="rId29"/>
+                    <a:blip r:embed="rId28"/>
                     <a:stretch>
                       <a:fillRect/>
                     </a:stretch>
@@ -5789,7 +5567,7 @@
                     </pic:cNvPicPr>
                   </pic:nvPicPr>
                   <pic:blipFill>
-                    <a:blip r:embed="rId30"/>
+                    <a:blip r:embed="rId29"/>
                     <a:stretch>
                       <a:fillRect/>
                     </a:stretch>
@@ -5874,7 +5652,7 @@
                     </pic:cNvPicPr>
                   </pic:nvPicPr>
                   <pic:blipFill>
-                    <a:blip r:embed="rId31"/>
+                    <a:blip r:embed="rId30"/>
                     <a:stretch>
                       <a:fillRect/>
                     </a:stretch>
@@ -5971,7 +5749,7 @@
                     </pic:cNvPicPr>
                   </pic:nvPicPr>
                   <pic:blipFill>
-                    <a:blip r:embed="rId32"/>
+                    <a:blip r:embed="rId31"/>
                     <a:stretch>
                       <a:fillRect/>
                     </a:stretch>
@@ -6644,7 +6422,7 @@
                     </pic:cNvPicPr>
                   </pic:nvPicPr>
                   <pic:blipFill>
-                    <a:blip r:embed="rId33"/>
+                    <a:blip r:embed="rId32"/>
                     <a:stretch>
                       <a:fillRect/>
                     </a:stretch>
